--- a/study_guides/Statistics_Data_Analysis_Study_Guide.docx
+++ b/study_guides/Statistics_Data_Analysis_Study_Guide.docx
@@ -2,7 +2,17 @@
 <file path=word/document.xml><?xml version="1.0" encoding="utf-8"?>
 <w:document xmlns:w="http://schemas.openxmlformats.org/wordprocessingml/2006/main" xmlns:m="http://schemas.openxmlformats.org/officeDocument/2006/math" xmlns:r="http://schemas.openxmlformats.org/officeDocument/2006/relationships" xmlns:o="urn:schemas-microsoft-com:office:office" xmlns:v="urn:schemas-microsoft-com:vml" xmlns:w10="urn:schemas-microsoft-com:office:word" xmlns:a="http://schemas.openxmlformats.org/drawingml/2006/main" xmlns:pic="http://schemas.openxmlformats.org/drawingml/2006/picture" xmlns:wp="http://schemas.openxmlformats.org/drawingml/2006/wordprocessingDrawing">
   <w:body>
-    <w:bookmarkStart w:id="60" w:name="statistics-data-analysis-study-guide"/>
+    <w:bookmarkStart w:id="20" w:name="statistics-data-analysis-study-guide"/>
+    <w:p>
+      <w:pPr>
+        <w:pStyle w:val="Heading1"/>
+      </w:pPr>
+      <w:r>
+        <w:t xml:space="preserve">Statistics &amp; Data Analysis Study Guide</w:t>
+      </w:r>
+    </w:p>
+    <w:bookmarkEnd w:id="20"/>
+    <w:bookmarkStart w:id="73" w:name="statistics-data-analysis-study-guide-1"/>
     <w:p>
       <w:pPr>
         <w:pStyle w:val="Heading1"/>
@@ -20,22 +30,2969 @@
           <w:i/>
           <w:iCs/>
         </w:rPr>
-        <w:t xml:space="preserve">Extracted from 2026 Summer SAT/ACT @ AHA classroom materials (8_Statistics.pdf, classroom homework Days 9-12)</w:t>
-      </w:r>
-    </w:p>
-    <w:p>
-      <w:r>
-        <w:pict>
-          <v:rect style="width:0;height:1.5pt" o:hralign="center" o:hrstd="t" o:hr="t"/>
-        </w:pict>
-      </w:r>
-    </w:p>
-    <w:bookmarkStart w:id="20" w:name="overview"/>
+        <w:t xml:space="preserve">Last Updated: 2026-07-11 | Source: 2026 Summer SAT/ACT @ AHA classroom materials (8_Statistics.pdf, classroom homework Days 9-12)</w:t>
+      </w:r>
+    </w:p>
+    <w:bookmarkStart w:id="32" w:name="X6f90a422cd5c777f12d1c340b21e3d75edced48"/>
     <w:p>
       <w:pPr>
         <w:pStyle w:val="Heading2"/>
       </w:pPr>
       <w:r>
+        <w:t xml:space="preserve">📅 Update: 2026-07-13 - New Statistics &amp; Data Analysis from 8_Statistics.pdf &amp; Problem-Solving 9</w:t>
+      </w:r>
+    </w:p>
+    <w:bookmarkStart w:id="28" w:name="complete-statistics-reference-for-dsat"/>
+    <w:p>
+      <w:pPr>
+        <w:pStyle w:val="Heading3"/>
+      </w:pPr>
+      <w:r>
+        <w:t xml:space="preserve">🎯 Complete Statistics Reference for DSAT</w:t>
+      </w:r>
+    </w:p>
+    <w:bookmarkStart w:id="21" w:name="measures-of-center"/>
+    <w:p>
+      <w:pPr>
+        <w:pStyle w:val="Heading4"/>
+      </w:pPr>
+      <w:r>
+        <w:t xml:space="preserve">Measures of Center</w:t>
+      </w:r>
+    </w:p>
+    <w:tbl>
+      <w:tblPr>
+        <w:tblStyle w:val="Table"/>
+        <w:tblW w:type="pct" w:w="5000"/>
+        <w:jc w:val="left"/>
+        <w:tblLayout w:type="fixed"/>
+        <w:tblLook w:firstRow="1" w:lastRow="0" w:firstColumn="0" w:lastColumn="0" w:noHBand="0" w:noVBand="0" w:val="0020"/>
+      </w:tblPr>
+      <w:tblGrid>
+        <w:gridCol w:w="1425"/>
+        <w:gridCol w:w="1425"/>
+        <w:gridCol w:w="2059"/>
+        <w:gridCol w:w="3009"/>
+      </w:tblGrid>
+      <w:tr>
+        <w:trPr>
+          <w:tblHeader w:val="on"/>
+        </w:trPr>
+        <w:tc>
+          <w:tcPr/>
+          <w:p>
+            <w:pPr>
+              <w:pStyle w:val="Compact"/>
+              <w:jc w:val="left"/>
+            </w:pPr>
+            <w:r>
+              <w:t xml:space="preserve">Measure</w:t>
+            </w:r>
+          </w:p>
+        </w:tc>
+        <w:tc>
+          <w:tcPr/>
+          <w:p>
+            <w:pPr>
+              <w:pStyle w:val="Compact"/>
+              <w:jc w:val="left"/>
+            </w:pPr>
+            <w:r>
+              <w:t xml:space="preserve">Formula</w:t>
+            </w:r>
+          </w:p>
+        </w:tc>
+        <w:tc>
+          <w:tcPr/>
+          <w:p>
+            <w:pPr>
+              <w:pStyle w:val="Compact"/>
+              <w:jc w:val="left"/>
+            </w:pPr>
+            <w:r>
+              <w:t xml:space="preserve">When to Use</w:t>
+            </w:r>
+          </w:p>
+        </w:tc>
+        <w:tc>
+          <w:tcPr/>
+          <w:p>
+            <w:pPr>
+              <w:pStyle w:val="Compact"/>
+              <w:jc w:val="left"/>
+            </w:pPr>
+            <w:r>
+              <w:t xml:space="preserve">Outlier Resistance</w:t>
+            </w:r>
+          </w:p>
+        </w:tc>
+      </w:tr>
+      <w:tr>
+        <w:tc>
+          <w:tcPr/>
+          <w:p>
+            <w:pPr>
+              <w:pStyle w:val="Compact"/>
+              <w:jc w:val="left"/>
+            </w:pPr>
+            <w:r>
+              <w:rPr>
+                <w:b/>
+                <w:bCs/>
+              </w:rPr>
+              <w:t xml:space="preserve">Mean</w:t>
+            </w:r>
+          </w:p>
+        </w:tc>
+        <w:tc>
+          <w:tcPr/>
+          <w:p>
+            <w:pPr>
+              <w:pStyle w:val="Compact"/>
+              <w:jc w:val="left"/>
+            </w:pPr>
+            <m:oMath>
+              <m:acc>
+                <m:accPr>
+                  <m:chr m:val="‾"/>
+                </m:accPr>
+                <m:e>
+                  <m:r>
+                    <m:t>x</m:t>
+                  </m:r>
+                </m:e>
+              </m:acc>
+              <m:r>
+                <m:rPr>
+                  <m:sty m:val="p"/>
+                </m:rPr>
+                <m:t>=</m:t>
+              </m:r>
+              <m:f>
+                <m:fPr>
+                  <m:type m:val="bar"/>
+                </m:fPr>
+                <m:num>
+                  <m:r>
+                    <m:rPr>
+                      <m:sty m:val="p"/>
+                    </m:rPr>
+                    <m:t>∑</m:t>
+                  </m:r>
+                  <m:sSub>
+                    <m:e>
+                      <m:r>
+                        <m:t>x</m:t>
+                      </m:r>
+                    </m:e>
+                    <m:sub>
+                      <m:r>
+                        <m:t>i</m:t>
+                      </m:r>
+                    </m:sub>
+                  </m:sSub>
+                </m:num>
+                <m:den>
+                  <m:r>
+                    <m:t>n</m:t>
+                  </m:r>
+                </m:den>
+              </m:f>
+            </m:oMath>
+          </w:p>
+        </w:tc>
+        <w:tc>
+          <w:tcPr/>
+          <w:p>
+            <w:pPr>
+              <w:pStyle w:val="Compact"/>
+              <w:jc w:val="left"/>
+            </w:pPr>
+            <w:r>
+              <w:t xml:space="preserve">Symmetric distributions</w:t>
+            </w:r>
+          </w:p>
+        </w:tc>
+        <w:tc>
+          <w:tcPr/>
+          <w:p>
+            <w:pPr>
+              <w:pStyle w:val="Compact"/>
+              <w:jc w:val="left"/>
+            </w:pPr>
+            <w:r>
+              <w:t xml:space="preserve">Low</w:t>
+            </w:r>
+          </w:p>
+        </w:tc>
+      </w:tr>
+      <w:tr>
+        <w:tc>
+          <w:tcPr/>
+          <w:p>
+            <w:pPr>
+              <w:pStyle w:val="Compact"/>
+              <w:jc w:val="left"/>
+            </w:pPr>
+            <w:r>
+              <w:rPr>
+                <w:b/>
+                <w:bCs/>
+              </w:rPr>
+              <w:t xml:space="preserve">Median</w:t>
+            </w:r>
+          </w:p>
+        </w:tc>
+        <w:tc>
+          <w:tcPr/>
+          <w:p>
+            <w:pPr>
+              <w:pStyle w:val="Compact"/>
+              <w:jc w:val="left"/>
+            </w:pPr>
+            <w:r>
+              <w:t xml:space="preserve">Middle value (ordered)</w:t>
+            </w:r>
+          </w:p>
+        </w:tc>
+        <w:tc>
+          <w:tcPr/>
+          <w:p>
+            <w:pPr>
+              <w:pStyle w:val="Compact"/>
+              <w:jc w:val="left"/>
+            </w:pPr>
+            <w:r>
+              <w:t xml:space="preserve">Skewed, outliers</w:t>
+            </w:r>
+          </w:p>
+        </w:tc>
+        <w:tc>
+          <w:tcPr/>
+          <w:p>
+            <w:pPr>
+              <w:pStyle w:val="Compact"/>
+              <w:jc w:val="left"/>
+            </w:pPr>
+            <w:r>
+              <w:t xml:space="preserve">High</w:t>
+            </w:r>
+          </w:p>
+        </w:tc>
+      </w:tr>
+      <w:tr>
+        <w:tc>
+          <w:tcPr/>
+          <w:p>
+            <w:pPr>
+              <w:pStyle w:val="Compact"/>
+              <w:jc w:val="left"/>
+            </w:pPr>
+            <w:r>
+              <w:rPr>
+                <w:b/>
+                <w:bCs/>
+              </w:rPr>
+              <w:t xml:space="preserve">Mode</w:t>
+            </w:r>
+          </w:p>
+        </w:tc>
+        <w:tc>
+          <w:tcPr/>
+          <w:p>
+            <w:pPr>
+              <w:pStyle w:val="Compact"/>
+              <w:jc w:val="left"/>
+            </w:pPr>
+            <w:r>
+              <w:t xml:space="preserve">Most frequent</w:t>
+            </w:r>
+          </w:p>
+        </w:tc>
+        <w:tc>
+          <w:tcPr/>
+          <w:p>
+            <w:pPr>
+              <w:pStyle w:val="Compact"/>
+              <w:jc w:val="left"/>
+            </w:pPr>
+            <w:r>
+              <w:t xml:space="preserve">Categorical data</w:t>
+            </w:r>
+          </w:p>
+        </w:tc>
+        <w:tc>
+          <w:tcPr/>
+          <w:p>
+            <w:pPr>
+              <w:pStyle w:val="Compact"/>
+              <w:jc w:val="left"/>
+            </w:pPr>
+            <w:r>
+              <w:t xml:space="preserve">High</w:t>
+            </w:r>
+          </w:p>
+        </w:tc>
+      </w:tr>
+    </w:tbl>
+    <w:p>
+      <w:pPr>
+        <w:pStyle w:val="BodyText"/>
+      </w:pPr>
+      <w:r>
+        <w:rPr>
+          <w:b/>
+          <w:bCs/>
+        </w:rPr>
+        <w:t xml:space="preserve">DSAT Tip:</w:t>
+      </w:r>
+      <w:r>
+        <w:t xml:space="preserve"> </w:t>
+      </w:r>
+      <w:r>
+        <w:t xml:space="preserve">Mean &gt; Median → Right-skewed. Mean &lt; Median → Left-skewed.</w:t>
+      </w:r>
+    </w:p>
+    <w:bookmarkEnd w:id="21"/>
+    <w:bookmarkStart w:id="22" w:name="measures-of-spread"/>
+    <w:p>
+      <w:pPr>
+        <w:pStyle w:val="Heading4"/>
+      </w:pPr>
+      <w:r>
+        <w:t xml:space="preserve">Measures of Spread</w:t>
+      </w:r>
+    </w:p>
+    <w:tbl>
+      <w:tblPr>
+        <w:tblStyle w:val="Table"/>
+        <w:tblW w:type="pct" w:w="5000"/>
+        <w:jc w:val="left"/>
+        <w:tblLayout w:type="fixed"/>
+        <w:tblLook w:firstRow="1" w:lastRow="0" w:firstColumn="0" w:lastColumn="0" w:noHBand="0" w:noVBand="0" w:val="0020"/>
+      </w:tblPr>
+      <w:tblGrid>
+        <w:gridCol w:w="1827"/>
+        <w:gridCol w:w="3452"/>
+        <w:gridCol w:w="2640"/>
+      </w:tblGrid>
+      <w:tr>
+        <w:trPr>
+          <w:tblHeader w:val="on"/>
+        </w:trPr>
+        <w:tc>
+          <w:tcPr/>
+          <w:p>
+            <w:pPr>
+              <w:pStyle w:val="Compact"/>
+              <w:jc w:val="left"/>
+            </w:pPr>
+            <w:r>
+              <w:t xml:space="preserve">Measure</w:t>
+            </w:r>
+          </w:p>
+        </w:tc>
+        <w:tc>
+          <w:tcPr/>
+          <w:p>
+            <w:pPr>
+              <w:pStyle w:val="Compact"/>
+              <w:jc w:val="left"/>
+            </w:pPr>
+            <w:r>
+              <w:t xml:space="preserve">Formula/Concept</w:t>
+            </w:r>
+          </w:p>
+        </w:tc>
+        <w:tc>
+          <w:tcPr/>
+          <w:p>
+            <w:pPr>
+              <w:pStyle w:val="Compact"/>
+              <w:jc w:val="left"/>
+            </w:pPr>
+            <w:r>
+              <w:t xml:space="preserve">When to Use</w:t>
+            </w:r>
+          </w:p>
+        </w:tc>
+      </w:tr>
+      <w:tr>
+        <w:tc>
+          <w:tcPr/>
+          <w:p>
+            <w:pPr>
+              <w:pStyle w:val="Compact"/>
+              <w:jc w:val="left"/>
+            </w:pPr>
+            <w:r>
+              <w:rPr>
+                <w:b/>
+                <w:bCs/>
+              </w:rPr>
+              <w:t xml:space="preserve">Range</w:t>
+            </w:r>
+          </w:p>
+        </w:tc>
+        <w:tc>
+          <w:tcPr/>
+          <w:p>
+            <w:pPr>
+              <w:pStyle w:val="Compact"/>
+              <w:jc w:val="left"/>
+            </w:pPr>
+            <m:oMath>
+              <m:r>
+                <m:t>m</m:t>
+              </m:r>
+              <m:r>
+                <m:t>a</m:t>
+              </m:r>
+              <m:r>
+                <m:t>x</m:t>
+              </m:r>
+              <m:r>
+                <m:rPr>
+                  <m:sty m:val="p"/>
+                </m:rPr>
+                <m:t>−</m:t>
+              </m:r>
+              <m:r>
+                <m:t>m</m:t>
+              </m:r>
+              <m:r>
+                <m:t>i</m:t>
+              </m:r>
+              <m:r>
+                <m:t>n</m:t>
+              </m:r>
+            </m:oMath>
+          </w:p>
+        </w:tc>
+        <w:tc>
+          <w:tcPr/>
+          <w:p>
+            <w:pPr>
+              <w:pStyle w:val="Compact"/>
+              <w:jc w:val="left"/>
+            </w:pPr>
+            <w:r>
+              <w:t xml:space="preserve">Quick check</w:t>
+            </w:r>
+          </w:p>
+        </w:tc>
+      </w:tr>
+      <w:tr>
+        <w:tc>
+          <w:tcPr/>
+          <w:p>
+            <w:pPr>
+              <w:pStyle w:val="Compact"/>
+              <w:jc w:val="left"/>
+            </w:pPr>
+            <w:r>
+              <w:rPr>
+                <w:b/>
+                <w:bCs/>
+              </w:rPr>
+              <w:t xml:space="preserve">IQR</w:t>
+            </w:r>
+          </w:p>
+        </w:tc>
+        <w:tc>
+          <w:tcPr/>
+          <w:p>
+            <w:pPr>
+              <w:pStyle w:val="Compact"/>
+              <w:jc w:val="left"/>
+            </w:pPr>
+            <m:oMath>
+              <m:sSub>
+                <m:e>
+                  <m:r>
+                    <m:t>Q</m:t>
+                  </m:r>
+                </m:e>
+                <m:sub>
+                  <m:r>
+                    <m:t>3</m:t>
+                  </m:r>
+                </m:sub>
+              </m:sSub>
+              <m:r>
+                <m:rPr>
+                  <m:sty m:val="p"/>
+                </m:rPr>
+                <m:t>−</m:t>
+              </m:r>
+              <m:sSub>
+                <m:e>
+                  <m:r>
+                    <m:t>Q</m:t>
+                  </m:r>
+                </m:e>
+                <m:sub>
+                  <m:r>
+                    <m:t>1</m:t>
+                  </m:r>
+                </m:sub>
+              </m:sSub>
+            </m:oMath>
+          </w:p>
+        </w:tc>
+        <w:tc>
+          <w:tcPr/>
+          <w:p>
+            <w:pPr>
+              <w:pStyle w:val="Compact"/>
+              <w:jc w:val="left"/>
+            </w:pPr>
+            <w:r>
+              <w:t xml:space="preserve">With median</w:t>
+            </w:r>
+          </w:p>
+        </w:tc>
+      </w:tr>
+      <w:tr>
+        <w:tc>
+          <w:tcPr/>
+          <w:p>
+            <w:pPr>
+              <w:pStyle w:val="Compact"/>
+              <w:jc w:val="left"/>
+            </w:pPr>
+            <w:r>
+              <w:rPr>
+                <w:b/>
+                <w:bCs/>
+              </w:rPr>
+              <w:t xml:space="preserve">Std Dev (σ/sₓ)</w:t>
+            </w:r>
+          </w:p>
+        </w:tc>
+        <w:tc>
+          <w:tcPr/>
+          <w:p>
+            <w:pPr>
+              <w:pStyle w:val="Compact"/>
+              <w:jc w:val="left"/>
+            </w:pPr>
+            <m:oMath>
+              <m:rad>
+                <m:radPr>
+                  <m:degHide m:val="on"/>
+                </m:radPr>
+                <m:deg/>
+                <m:e>
+                  <m:f>
+                    <m:fPr>
+                      <m:type m:val="bar"/>
+                    </m:fPr>
+                    <m:num>
+                      <m:r>
+                        <m:rPr>
+                          <m:sty m:val="p"/>
+                        </m:rPr>
+                        <m:t>∑</m:t>
+                      </m:r>
+                      <m:sSup>
+                        <m:e>
+                          <m:d>
+                            <m:dPr>
+                              <m:begChr m:val="("/>
+                              <m:endChr m:val=")"/>
+                              <m:sepChr m:val=""/>
+                              <m:grow/>
+                            </m:dPr>
+                            <m:e>
+                              <m:r>
+                                <m:t>x</m:t>
+                              </m:r>
+                              <m:r>
+                                <m:rPr>
+                                  <m:sty m:val="p"/>
+                                </m:rPr>
+                                <m:t>−</m:t>
+                              </m:r>
+                              <m:acc>
+                                <m:accPr>
+                                  <m:chr m:val="‾"/>
+                                </m:accPr>
+                                <m:e>
+                                  <m:r>
+                                    <m:t>x</m:t>
+                                  </m:r>
+                                </m:e>
+                              </m:acc>
+                            </m:e>
+                          </m:d>
+                        </m:e>
+                        <m:sup>
+                          <m:r>
+                            <m:t>2</m:t>
+                          </m:r>
+                        </m:sup>
+                      </m:sSup>
+                    </m:num>
+                    <m:den>
+                      <m:r>
+                        <m:t>n</m:t>
+                      </m:r>
+                    </m:den>
+                  </m:f>
+                </m:e>
+              </m:rad>
+            </m:oMath>
+          </w:p>
+        </w:tc>
+        <w:tc>
+          <w:tcPr/>
+          <w:p>
+            <w:pPr>
+              <w:pStyle w:val="Compact"/>
+              <w:jc w:val="left"/>
+            </w:pPr>
+            <w:r>
+              <w:t xml:space="preserve">Symmetric</w:t>
+            </w:r>
+          </w:p>
+        </w:tc>
+      </w:tr>
+      <w:tr>
+        <w:tc>
+          <w:tcPr/>
+          <w:p>
+            <w:pPr>
+              <w:pStyle w:val="Compact"/>
+              <w:jc w:val="left"/>
+            </w:pPr>
+            <w:r>
+              <w:rPr>
+                <w:b/>
+                <w:bCs/>
+              </w:rPr>
+              <w:t xml:space="preserve">Variance</w:t>
+            </w:r>
+          </w:p>
+        </w:tc>
+        <w:tc>
+          <w:tcPr/>
+          <w:p>
+            <w:pPr>
+              <w:pStyle w:val="Compact"/>
+              <w:jc w:val="left"/>
+            </w:pPr>
+            <m:oMath>
+              <m:sSup>
+                <m:e>
+                  <m:r>
+                    <m:t>σ</m:t>
+                  </m:r>
+                </m:e>
+                <m:sup>
+                  <m:r>
+                    <m:t>2</m:t>
+                  </m:r>
+                </m:sup>
+              </m:sSup>
+            </m:oMath>
+          </w:p>
+        </w:tc>
+        <w:tc>
+          <w:tcPr/>
+          <w:p>
+            <w:pPr>
+              <w:pStyle w:val="Compact"/>
+              <w:jc w:val="left"/>
+            </w:pPr>
+            <w:r>
+              <w:t xml:space="preserve">Rarely direct</w:t>
+            </w:r>
+          </w:p>
+        </w:tc>
+      </w:tr>
+    </w:tbl>
+    <w:p>
+      <w:pPr>
+        <w:pStyle w:val="BodyText"/>
+      </w:pPr>
+      <w:r>
+        <w:rPr>
+          <w:b/>
+          <w:bCs/>
+        </w:rPr>
+        <w:t xml:space="preserve">DSAT Key:</w:t>
+      </w:r>
+      <w:r>
+        <w:t xml:space="preserve"> </w:t>
+      </w:r>
+      <w:r>
+        <w:t xml:space="preserve">Compare SDs visually (dot plots, histograms) – larger spread = larger SD. Don’t calculate by hand.</w:t>
+      </w:r>
+    </w:p>
+    <w:bookmarkEnd w:id="22"/>
+    <w:bookmarkStart w:id="23" w:name="five-number-summary-box-plots"/>
+    <w:p>
+      <w:pPr>
+        <w:pStyle w:val="Heading4"/>
+      </w:pPr>
+      <w:r>
+        <w:t xml:space="preserve">Five-Number Summary &amp; Box Plots</w:t>
+      </w:r>
+    </w:p>
+    <w:p>
+      <w:pPr>
+        <w:pStyle w:val="FirstParagraph"/>
+      </w:pPr>
+      <w:r>
+        <w:rPr>
+          <w:b/>
+          <w:bCs/>
+        </w:rPr>
+        <w:t xml:space="preserve">Summary:</w:t>
+      </w:r>
+      <w:r>
+        <w:t xml:space="preserve"> </w:t>
+      </w:r>
+      <w:r>
+        <w:t xml:space="preserve">Minimum, Q₁, Median (Q₂), Q₃, Maximum</w:t>
+      </w:r>
+    </w:p>
+    <w:p>
+      <w:pPr>
+        <w:pStyle w:val="BodyText"/>
+      </w:pPr>
+      <w:r>
+        <w:rPr>
+          <w:b/>
+          <w:bCs/>
+        </w:rPr>
+        <w:t xml:space="preserve">Outlier Rule (1.5 × IQR):</w:t>
+      </w:r>
+      <w:r>
+        <w:t xml:space="preserve"> </w:t>
+      </w:r>
+      <w:r>
+        <w:t xml:space="preserve">- Lower fence =</w:t>
+      </w:r>
+      <w:r>
+        <w:t xml:space="preserve"> </w:t>
+      </w:r>
+      <m:oMath>
+        <m:sSub>
+          <m:e>
+            <m:r>
+              <m:t>Q</m:t>
+            </m:r>
+          </m:e>
+          <m:sub>
+            <m:r>
+              <m:t>1</m:t>
+            </m:r>
+          </m:sub>
+        </m:sSub>
+        <m:r>
+          <m:rPr>
+            <m:sty m:val="p"/>
+          </m:rPr>
+          <m:t>−</m:t>
+        </m:r>
+        <m:r>
+          <m:t>1.5</m:t>
+        </m:r>
+        <m:r>
+          <m:rPr>
+            <m:sty m:val="p"/>
+          </m:rPr>
+          <m:t>×</m:t>
+        </m:r>
+        <m:r>
+          <m:t>I</m:t>
+        </m:r>
+        <m:r>
+          <m:t>Q</m:t>
+        </m:r>
+        <m:r>
+          <m:t>R</m:t>
+        </m:r>
+      </m:oMath>
+      <w:r>
+        <w:t xml:space="preserve"> </w:t>
+      </w:r>
+      <w:r>
+        <w:t xml:space="preserve">- Upper fence =</w:t>
+      </w:r>
+      <w:r>
+        <w:t xml:space="preserve"> </w:t>
+      </w:r>
+      <m:oMath>
+        <m:sSub>
+          <m:e>
+            <m:r>
+              <m:t>Q</m:t>
+            </m:r>
+          </m:e>
+          <m:sub>
+            <m:r>
+              <m:t>3</m:t>
+            </m:r>
+          </m:sub>
+        </m:sSub>
+        <m:r>
+          <m:rPr>
+            <m:sty m:val="p"/>
+          </m:rPr>
+          <m:t>+</m:t>
+        </m:r>
+        <m:r>
+          <m:t>1.5</m:t>
+        </m:r>
+        <m:r>
+          <m:rPr>
+            <m:sty m:val="p"/>
+          </m:rPr>
+          <m:t>×</m:t>
+        </m:r>
+        <m:r>
+          <m:t>I</m:t>
+        </m:r>
+        <m:r>
+          <m:t>Q</m:t>
+        </m:r>
+        <m:r>
+          <m:t>R</m:t>
+        </m:r>
+      </m:oMath>
+    </w:p>
+    <w:p>
+      <w:pPr>
+        <w:pStyle w:val="BodyText"/>
+      </w:pPr>
+      <w:r>
+        <w:rPr>
+          <w:b/>
+          <w:bCs/>
+        </w:rPr>
+        <w:t xml:space="preserve">Box Plot Reading:</w:t>
+      </w:r>
+      <w:r>
+        <w:t xml:space="preserve"> </w:t>
+      </w:r>
+      <w:r>
+        <w:t xml:space="preserve">- Box = IQR (middle 50%)</w:t>
+      </w:r>
+      <w:r>
+        <w:t xml:space="preserve"> </w:t>
+      </w:r>
+      <w:r>
+        <w:t xml:space="preserve">- Line in box = median</w:t>
+      </w:r>
+      <w:r>
+        <w:t xml:space="preserve"> </w:t>
+      </w:r>
+      <w:r>
+        <w:t xml:space="preserve">- Whiskers = min/max (or fences)</w:t>
+      </w:r>
+      <w:r>
+        <w:t xml:space="preserve"> </w:t>
+      </w:r>
+      <w:r>
+        <w:t xml:space="preserve">- Symmetric box + centered median ≈ symmetric data</w:t>
+      </w:r>
+      <w:r>
+        <w:t xml:space="preserve"> </w:t>
+      </w:r>
+      <w:r>
+        <w:t xml:space="preserve">- Off-center median ≈ skewed data</w:t>
+      </w:r>
+    </w:p>
+    <w:bookmarkEnd w:id="23"/>
+    <w:bookmarkStart w:id="24" w:name="sampling-methods"/>
+    <w:p>
+      <w:pPr>
+        <w:pStyle w:val="Heading4"/>
+      </w:pPr>
+      <w:r>
+        <w:t xml:space="preserve">Sampling Methods</w:t>
+      </w:r>
+    </w:p>
+    <w:tbl>
+      <w:tblPr>
+        <w:tblStyle w:val="Table"/>
+        <w:tblW w:type="auto" w:w="0"/>
+        <w:jc w:val="left"/>
+        <w:tblLook w:firstRow="1" w:lastRow="0" w:firstColumn="0" w:lastColumn="0" w:noHBand="0" w:noVBand="0" w:val="0020"/>
+      </w:tblPr>
+      <w:tblGrid>
+        <w:gridCol w:w="2640"/>
+        <w:gridCol w:w="2640"/>
+        <w:gridCol w:w="2640"/>
+      </w:tblGrid>
+      <w:tr>
+        <w:trPr>
+          <w:tblHeader w:val="on"/>
+        </w:trPr>
+        <w:tc>
+          <w:tcPr/>
+          <w:p>
+            <w:pPr>
+              <w:pStyle w:val="Compact"/>
+              <w:jc w:val="left"/>
+            </w:pPr>
+            <w:r>
+              <w:t xml:space="preserve">Method</w:t>
+            </w:r>
+          </w:p>
+        </w:tc>
+        <w:tc>
+          <w:tcPr/>
+          <w:p>
+            <w:pPr>
+              <w:pStyle w:val="Compact"/>
+              <w:jc w:val="left"/>
+            </w:pPr>
+            <w:r>
+              <w:t xml:space="preserve">Description</w:t>
+            </w:r>
+          </w:p>
+        </w:tc>
+        <w:tc>
+          <w:tcPr/>
+          <w:p>
+            <w:pPr>
+              <w:pStyle w:val="Compact"/>
+              <w:jc w:val="left"/>
+            </w:pPr>
+            <w:r>
+              <w:t xml:space="preserve">Bias Risk</w:t>
+            </w:r>
+          </w:p>
+        </w:tc>
+      </w:tr>
+      <w:tr>
+        <w:tc>
+          <w:tcPr/>
+          <w:p>
+            <w:pPr>
+              <w:pStyle w:val="Compact"/>
+              <w:jc w:val="left"/>
+            </w:pPr>
+            <w:r>
+              <w:rPr>
+                <w:b/>
+                <w:bCs/>
+              </w:rPr>
+              <w:t xml:space="preserve">Simple Random (SRS)</w:t>
+            </w:r>
+          </w:p>
+        </w:tc>
+        <w:tc>
+          <w:tcPr/>
+          <w:p>
+            <w:pPr>
+              <w:pStyle w:val="Compact"/>
+              <w:jc w:val="left"/>
+            </w:pPr>
+            <w:r>
+              <w:t xml:space="preserve">Every group of n equally likely</w:t>
+            </w:r>
+          </w:p>
+        </w:tc>
+        <w:tc>
+          <w:tcPr/>
+          <w:p>
+            <w:pPr>
+              <w:pStyle w:val="Compact"/>
+              <w:jc w:val="left"/>
+            </w:pPr>
+            <w:r>
+              <w:t xml:space="preserve">Low</w:t>
+            </w:r>
+          </w:p>
+        </w:tc>
+      </w:tr>
+      <w:tr>
+        <w:tc>
+          <w:tcPr/>
+          <w:p>
+            <w:pPr>
+              <w:pStyle w:val="Compact"/>
+              <w:jc w:val="left"/>
+            </w:pPr>
+            <w:r>
+              <w:rPr>
+                <w:b/>
+                <w:bCs/>
+              </w:rPr>
+              <w:t xml:space="preserve">Stratified</w:t>
+            </w:r>
+          </w:p>
+        </w:tc>
+        <w:tc>
+          <w:tcPr/>
+          <w:p>
+            <w:pPr>
+              <w:pStyle w:val="Compact"/>
+              <w:jc w:val="left"/>
+            </w:pPr>
+            <w:r>
+              <w:t xml:space="preserve">Divide into strata, SRS from each</w:t>
+            </w:r>
+          </w:p>
+        </w:tc>
+        <w:tc>
+          <w:tcPr/>
+          <w:p>
+            <w:pPr>
+              <w:pStyle w:val="Compact"/>
+              <w:jc w:val="left"/>
+            </w:pPr>
+            <w:r>
+              <w:t xml:space="preserve">Low</w:t>
+            </w:r>
+          </w:p>
+        </w:tc>
+      </w:tr>
+      <w:tr>
+        <w:tc>
+          <w:tcPr/>
+          <w:p>
+            <w:pPr>
+              <w:pStyle w:val="Compact"/>
+              <w:jc w:val="left"/>
+            </w:pPr>
+            <w:r>
+              <w:rPr>
+                <w:b/>
+                <w:bCs/>
+              </w:rPr>
+              <w:t xml:space="preserve">Cluster</w:t>
+            </w:r>
+          </w:p>
+        </w:tc>
+        <w:tc>
+          <w:tcPr/>
+          <w:p>
+            <w:pPr>
+              <w:pStyle w:val="Compact"/>
+              <w:jc w:val="left"/>
+            </w:pPr>
+            <w:r>
+              <w:t xml:space="preserve">Random clusters, survey all in chosen</w:t>
+            </w:r>
+          </w:p>
+        </w:tc>
+        <w:tc>
+          <w:tcPr/>
+          <w:p>
+            <w:pPr>
+              <w:pStyle w:val="Compact"/>
+              <w:jc w:val="left"/>
+            </w:pPr>
+            <w:r>
+              <w:t xml:space="preserve">Medium</w:t>
+            </w:r>
+          </w:p>
+        </w:tc>
+      </w:tr>
+      <w:tr>
+        <w:tc>
+          <w:tcPr/>
+          <w:p>
+            <w:pPr>
+              <w:pStyle w:val="Compact"/>
+              <w:jc w:val="left"/>
+            </w:pPr>
+            <w:r>
+              <w:rPr>
+                <w:b/>
+                <w:bCs/>
+              </w:rPr>
+              <w:t xml:space="preserve">Systematic</w:t>
+            </w:r>
+          </w:p>
+        </w:tc>
+        <w:tc>
+          <w:tcPr/>
+          <w:p>
+            <w:pPr>
+              <w:pStyle w:val="Compact"/>
+              <w:jc w:val="left"/>
+            </w:pPr>
+            <w:r>
+              <w:t xml:space="preserve">Every k-th individual</w:t>
+            </w:r>
+          </w:p>
+        </w:tc>
+        <w:tc>
+          <w:tcPr/>
+          <w:p>
+            <w:pPr>
+              <w:pStyle w:val="Compact"/>
+              <w:jc w:val="left"/>
+            </w:pPr>
+            <w:r>
+              <w:t xml:space="preserve">Medium (periodicity)</w:t>
+            </w:r>
+          </w:p>
+        </w:tc>
+      </w:tr>
+      <w:tr>
+        <w:tc>
+          <w:tcPr/>
+          <w:p>
+            <w:pPr>
+              <w:pStyle w:val="Compact"/>
+              <w:jc w:val="left"/>
+            </w:pPr>
+            <w:r>
+              <w:rPr>
+                <w:b/>
+                <w:bCs/>
+              </w:rPr>
+              <w:t xml:space="preserve">Convenience</w:t>
+            </w:r>
+          </w:p>
+        </w:tc>
+        <w:tc>
+          <w:tcPr/>
+          <w:p>
+            <w:pPr>
+              <w:pStyle w:val="Compact"/>
+              <w:jc w:val="left"/>
+            </w:pPr>
+            <w:r>
+              <w:t xml:space="preserve">Whoever is available</w:t>
+            </w:r>
+          </w:p>
+        </w:tc>
+        <w:tc>
+          <w:tcPr/>
+          <w:p>
+            <w:pPr>
+              <w:pStyle w:val="Compact"/>
+              <w:jc w:val="left"/>
+            </w:pPr>
+            <w:r>
+              <w:rPr>
+                <w:b/>
+                <w:bCs/>
+              </w:rPr>
+              <w:t xml:space="preserve">High</w:t>
+            </w:r>
+          </w:p>
+        </w:tc>
+      </w:tr>
+      <w:tr>
+        <w:tc>
+          <w:tcPr/>
+          <w:p>
+            <w:pPr>
+              <w:pStyle w:val="Compact"/>
+              <w:jc w:val="left"/>
+            </w:pPr>
+            <w:r>
+              <w:rPr>
+                <w:b/>
+                <w:bCs/>
+              </w:rPr>
+              <w:t xml:space="preserve">Voluntary Response</w:t>
+            </w:r>
+          </w:p>
+        </w:tc>
+        <w:tc>
+          <w:tcPr/>
+          <w:p>
+            <w:pPr>
+              <w:pStyle w:val="Compact"/>
+              <w:jc w:val="left"/>
+            </w:pPr>
+            <w:r>
+              <w:t xml:space="preserve">Self-selection</w:t>
+            </w:r>
+          </w:p>
+        </w:tc>
+        <w:tc>
+          <w:tcPr/>
+          <w:p>
+            <w:pPr>
+              <w:pStyle w:val="Compact"/>
+              <w:jc w:val="left"/>
+            </w:pPr>
+            <w:r>
+              <w:rPr>
+                <w:b/>
+                <w:bCs/>
+              </w:rPr>
+              <w:t xml:space="preserve">Very High</w:t>
+            </w:r>
+          </w:p>
+        </w:tc>
+      </w:tr>
+    </w:tbl>
+    <w:p>
+      <w:pPr>
+        <w:pStyle w:val="BodyText"/>
+      </w:pPr>
+      <w:r>
+        <w:rPr>
+          <w:b/>
+          <w:bCs/>
+        </w:rPr>
+        <w:t xml:space="preserve">DSAT Must-Know:</w:t>
+      </w:r>
+      <w:r>
+        <w:t xml:space="preserve"> </w:t>
+      </w:r>
+      <w:r>
+        <w:t xml:space="preserve">-</w:t>
+      </w:r>
+      <w:r>
+        <w:t xml:space="preserve"> </w:t>
+      </w:r>
+      <w:r>
+        <w:rPr>
+          <w:b/>
+          <w:bCs/>
+        </w:rPr>
+        <w:t xml:space="preserve">Random sampling</w:t>
+      </w:r>
+      <w:r>
+        <w:t xml:space="preserve"> </w:t>
+      </w:r>
+      <w:r>
+        <w:t xml:space="preserve">→ generalize to population</w:t>
+      </w:r>
+      <w:r>
+        <w:t xml:space="preserve"> </w:t>
+      </w:r>
+      <w:r>
+        <w:t xml:space="preserve">-</w:t>
+      </w:r>
+      <w:r>
+        <w:t xml:space="preserve"> </w:t>
+      </w:r>
+      <w:r>
+        <w:rPr>
+          <w:b/>
+          <w:bCs/>
+        </w:rPr>
+        <w:t xml:space="preserve">Random assignment</w:t>
+      </w:r>
+      <w:r>
+        <w:t xml:space="preserve"> </w:t>
+      </w:r>
+      <w:r>
+        <w:t xml:space="preserve">→ cause-effect conclusions</w:t>
+      </w:r>
+      <w:r>
+        <w:t xml:space="preserve"> </w:t>
+      </w:r>
+      <w:r>
+        <w:t xml:space="preserve">-</w:t>
+      </w:r>
+      <w:r>
+        <w:t xml:space="preserve"> </w:t>
+      </w:r>
+      <w:r>
+        <w:rPr>
+          <w:b/>
+          <w:bCs/>
+        </w:rPr>
+        <w:t xml:space="preserve">Neither</w:t>
+      </w:r>
+      <w:r>
+        <w:t xml:space="preserve"> </w:t>
+      </w:r>
+      <w:r>
+        <w:t xml:space="preserve">→ neither generalization nor causation</w:t>
+      </w:r>
+    </w:p>
+    <w:bookmarkEnd w:id="24"/>
+    <w:bookmarkStart w:id="25" w:name="margin-of-error-confidence-intervals"/>
+    <w:p>
+      <w:pPr>
+        <w:pStyle w:val="Heading4"/>
+      </w:pPr>
+      <w:r>
+        <w:t xml:space="preserve">Margin of Error &amp; Confidence Intervals</w:t>
+      </w:r>
+    </w:p>
+    <w:p>
+      <w:pPr>
+        <w:pStyle w:val="FirstParagraph"/>
+      </w:pPr>
+      <w:r>
+        <w:rPr>
+          <w:b/>
+          <w:bCs/>
+        </w:rPr>
+        <w:t xml:space="preserve">Formula (Given on SAT):</w:t>
+      </w:r>
+    </w:p>
+    <w:p>
+      <w:pPr>
+        <w:pStyle w:val="SourceCode"/>
+      </w:pPr>
+      <w:r>
+        <w:rPr>
+          <w:rStyle w:val="VerbatimChar"/>
+        </w:rPr>
+        <w:t xml:space="preserve">Margin of Error = z × (σ / √n)</w:t>
+      </w:r>
+    </w:p>
+    <w:p>
+      <w:pPr>
+        <w:pStyle w:val="Compact"/>
+        <w:numPr>
+          <w:ilvl w:val="0"/>
+          <w:numId w:val="1001"/>
+        </w:numPr>
+      </w:pPr>
+      <w:r>
+        <w:t xml:space="preserve">z = critical value (usually 2 for 95%)</w:t>
+      </w:r>
+    </w:p>
+    <w:p>
+      <w:pPr>
+        <w:pStyle w:val="Compact"/>
+        <w:numPr>
+          <w:ilvl w:val="0"/>
+          <w:numId w:val="1001"/>
+        </w:numPr>
+      </w:pPr>
+      <w:r>
+        <w:t xml:space="preserve">σ = population SD (or sample SD)</w:t>
+      </w:r>
+    </w:p>
+    <w:p>
+      <w:pPr>
+        <w:pStyle w:val="Compact"/>
+        <w:numPr>
+          <w:ilvl w:val="0"/>
+          <w:numId w:val="1001"/>
+        </w:numPr>
+      </w:pPr>
+      <w:r>
+        <w:t xml:space="preserve">n = sample size</w:t>
+      </w:r>
+    </w:p>
+    <w:p>
+      <w:pPr>
+        <w:pStyle w:val="FirstParagraph"/>
+      </w:pPr>
+      <w:r>
+        <w:rPr>
+          <w:b/>
+          <w:bCs/>
+        </w:rPr>
+        <w:t xml:space="preserve">Relationships:</w:t>
+      </w:r>
+      <w:r>
+        <w:t xml:space="preserve"> </w:t>
+      </w:r>
+      <w:r>
+        <w:t xml:space="preserve">| Change | Effect on MoE |</w:t>
+      </w:r>
+      <w:r>
+        <w:t xml:space="preserve"> </w:t>
+      </w:r>
+      <w:r>
+        <w:t xml:space="preserve">|——–|—————|</w:t>
+      </w:r>
+      <w:r>
+        <w:t xml:space="preserve"> </w:t>
+      </w:r>
+      <w:r>
+        <w:t xml:space="preserve">| Increase n | Decreases (√n in denominator) |</w:t>
+      </w:r>
+      <w:r>
+        <w:t xml:space="preserve"> </w:t>
+      </w:r>
+      <w:r>
+        <w:t xml:space="preserve">| Increase confidence level | Increases (larger z) |</w:t>
+      </w:r>
+      <w:r>
+        <w:t xml:space="preserve"> </w:t>
+      </w:r>
+      <w:r>
+        <w:t xml:space="preserve">| Increase σ | Increases |</w:t>
+      </w:r>
+    </w:p>
+    <w:p>
+      <w:pPr>
+        <w:pStyle w:val="BodyText"/>
+      </w:pPr>
+      <w:r>
+        <w:rPr>
+          <w:b/>
+          <w:bCs/>
+        </w:rPr>
+        <w:t xml:space="preserve">Confidence Interval:</w:t>
+      </w:r>
+      <w:r>
+        <w:t xml:space="preserve"> </w:t>
+      </w:r>
+      <m:oMath>
+        <m:acc>
+          <m:accPr>
+            <m:chr m:val="‾"/>
+          </m:accPr>
+          <m:e>
+            <m:r>
+              <m:t>x</m:t>
+            </m:r>
+          </m:e>
+        </m:acc>
+        <m:r>
+          <m:rPr>
+            <m:sty m:val="p"/>
+          </m:rPr>
+          <m:t>±</m:t>
+        </m:r>
+        <m:r>
+          <m:rPr>
+            <m:nor/>
+            <m:sty m:val="p"/>
+          </m:rPr>
+          <m:t>MoE</m:t>
+        </m:r>
+      </m:oMath>
+    </w:p>
+    <w:bookmarkEnd w:id="25"/>
+    <w:bookmarkStart w:id="26" w:name="linear-regression-desmos-y1-mx1-b"/>
+    <w:p>
+      <w:pPr>
+        <w:pStyle w:val="Heading4"/>
+      </w:pPr>
+      <w:r>
+        <w:t xml:space="preserve">Linear Regression (Desmos:</w:t>
+      </w:r>
+      <w:r>
+        <w:t xml:space="preserve"> </w:t>
+      </w:r>
+      <w:r>
+        <w:rPr>
+          <w:rStyle w:val="VerbatimChar"/>
+        </w:rPr>
+        <w:t xml:space="preserve">y1 ~ mx1 + b</w:t>
+      </w:r>
+      <w:r>
+        <w:t xml:space="preserve">)</w:t>
+      </w:r>
+    </w:p>
+    <w:p>
+      <w:pPr>
+        <w:pStyle w:val="Compact"/>
+        <w:numPr>
+          <w:ilvl w:val="0"/>
+          <w:numId w:val="1002"/>
+        </w:numPr>
+      </w:pPr>
+      <w:r>
+        <w:rPr>
+          <w:b/>
+          <w:bCs/>
+        </w:rPr>
+        <w:t xml:space="preserve">Equation:</w:t>
+      </w:r>
+      <w:r>
+        <w:t xml:space="preserve"> </w:t>
+      </w:r>
+      <m:oMath>
+        <m:acc>
+          <m:accPr>
+            <m:chr m:val="̂"/>
+          </m:accPr>
+          <m:e>
+            <m:r>
+              <m:t>y</m:t>
+            </m:r>
+          </m:e>
+        </m:acc>
+        <m:r>
+          <m:rPr>
+            <m:sty m:val="p"/>
+          </m:rPr>
+          <m:t>=</m:t>
+        </m:r>
+        <m:r>
+          <m:t>a</m:t>
+        </m:r>
+        <m:r>
+          <m:rPr>
+            <m:sty m:val="p"/>
+          </m:rPr>
+          <m:t>+</m:t>
+        </m:r>
+        <m:r>
+          <m:t>b</m:t>
+        </m:r>
+        <m:r>
+          <m:t>x</m:t>
+        </m:r>
+      </m:oMath>
+      <w:r>
+        <w:t xml:space="preserve"> </w:t>
+      </w:r>
+      <w:r>
+        <w:t xml:space="preserve">or</w:t>
+      </w:r>
+      <w:r>
+        <w:t xml:space="preserve"> </w:t>
+      </w:r>
+      <m:oMath>
+        <m:r>
+          <m:t>y</m:t>
+        </m:r>
+        <m:r>
+          <m:rPr>
+            <m:sty m:val="p"/>
+          </m:rPr>
+          <m:t>=</m:t>
+        </m:r>
+        <m:r>
+          <m:t>m</m:t>
+        </m:r>
+        <m:r>
+          <m:t>x</m:t>
+        </m:r>
+        <m:r>
+          <m:rPr>
+            <m:sty m:val="p"/>
+          </m:rPr>
+          <m:t>+</m:t>
+        </m:r>
+        <m:r>
+          <m:t>b</m:t>
+        </m:r>
+      </m:oMath>
+    </w:p>
+    <w:p>
+      <w:pPr>
+        <w:pStyle w:val="Compact"/>
+        <w:numPr>
+          <w:ilvl w:val="0"/>
+          <w:numId w:val="1002"/>
+        </w:numPr>
+      </w:pPr>
+      <w:r>
+        <w:rPr>
+          <w:b/>
+          <w:bCs/>
+        </w:rPr>
+        <w:t xml:space="preserve">Slope</w:t>
+      </w:r>
+      <w:r>
+        <w:rPr>
+          <w:b/>
+          <w:bCs/>
+        </w:rPr>
+        <w:t xml:space="preserve"> </w:t>
+      </w:r>
+      <m:oMath>
+        <m:r>
+          <m:t>b</m:t>
+        </m:r>
+      </m:oMath>
+      <w:r>
+        <w:rPr>
+          <w:b/>
+          <w:bCs/>
+        </w:rPr>
+        <w:t xml:space="preserve">:</w:t>
+      </w:r>
+      <w:r>
+        <w:t xml:space="preserve"> </w:t>
+      </w:r>
+      <w:r>
+        <w:t xml:space="preserve">Change in</w:t>
+      </w:r>
+      <w:r>
+        <w:t xml:space="preserve"> </w:t>
+      </w:r>
+      <m:oMath>
+        <m:r>
+          <m:t>y</m:t>
+        </m:r>
+      </m:oMath>
+      <w:r>
+        <w:t xml:space="preserve"> </w:t>
+      </w:r>
+      <w:r>
+        <w:t xml:space="preserve">per unit</w:t>
+      </w:r>
+      <w:r>
+        <w:t xml:space="preserve"> </w:t>
+      </w:r>
+      <m:oMath>
+        <m:r>
+          <m:t>x</m:t>
+        </m:r>
+      </m:oMath>
+    </w:p>
+    <w:p>
+      <w:pPr>
+        <w:pStyle w:val="Compact"/>
+        <w:numPr>
+          <w:ilvl w:val="0"/>
+          <w:numId w:val="1002"/>
+        </w:numPr>
+      </w:pPr>
+      <w:r>
+        <w:rPr>
+          <w:b/>
+          <w:bCs/>
+        </w:rPr>
+        <w:t xml:space="preserve">Intercept</w:t>
+      </w:r>
+      <w:r>
+        <w:rPr>
+          <w:b/>
+          <w:bCs/>
+        </w:rPr>
+        <w:t xml:space="preserve"> </w:t>
+      </w:r>
+      <m:oMath>
+        <m:r>
+          <m:t>a</m:t>
+        </m:r>
+      </m:oMath>
+      <w:r>
+        <w:rPr>
+          <w:b/>
+          <w:bCs/>
+        </w:rPr>
+        <w:t xml:space="preserve">:</w:t>
+      </w:r>
+      <w:r>
+        <w:t xml:space="preserve"> </w:t>
+      </w:r>
+      <w:r>
+        <w:t xml:space="preserve">Predicted</w:t>
+      </w:r>
+      <w:r>
+        <w:t xml:space="preserve"> </w:t>
+      </w:r>
+      <m:oMath>
+        <m:r>
+          <m:t>y</m:t>
+        </m:r>
+      </m:oMath>
+      <w:r>
+        <w:t xml:space="preserve"> </w:t>
+      </w:r>
+      <w:r>
+        <w:t xml:space="preserve">when</w:t>
+      </w:r>
+      <w:r>
+        <w:t xml:space="preserve"> </w:t>
+      </w:r>
+      <m:oMath>
+        <m:r>
+          <m:t>x</m:t>
+        </m:r>
+        <m:r>
+          <m:rPr>
+            <m:sty m:val="p"/>
+          </m:rPr>
+          <m:t>=</m:t>
+        </m:r>
+        <m:r>
+          <m:t>0</m:t>
+        </m:r>
+      </m:oMath>
+    </w:p>
+    <w:p>
+      <w:pPr>
+        <w:pStyle w:val="Compact"/>
+        <w:numPr>
+          <w:ilvl w:val="0"/>
+          <w:numId w:val="1002"/>
+        </w:numPr>
+      </w:pPr>
+      <m:oMath>
+        <m:sSup>
+          <m:e>
+            <m:r>
+              <m:t>R</m:t>
+            </m:r>
+          </m:e>
+          <m:sup>
+            <m:r>
+              <m:t>2</m:t>
+            </m:r>
+          </m:sup>
+        </m:sSup>
+      </m:oMath>
+      <w:r>
+        <w:rPr>
+          <w:b/>
+          <w:bCs/>
+        </w:rPr>
+        <w:t xml:space="preserve">:</w:t>
+      </w:r>
+      <w:r>
+        <w:t xml:space="preserve"> </w:t>
+      </w:r>
+      <w:r>
+        <w:t xml:space="preserve">% of</w:t>
+      </w:r>
+      <w:r>
+        <w:t xml:space="preserve"> </w:t>
+      </w:r>
+      <m:oMath>
+        <m:r>
+          <m:t>y</m:t>
+        </m:r>
+      </m:oMath>
+      <w:r>
+        <w:t xml:space="preserve"> </w:t>
+      </w:r>
+      <w:r>
+        <w:t xml:space="preserve">variation explained by</w:t>
+      </w:r>
+      <w:r>
+        <w:t xml:space="preserve"> </w:t>
+      </w:r>
+      <m:oMath>
+        <m:r>
+          <m:t>x</m:t>
+        </m:r>
+      </m:oMath>
+    </w:p>
+    <w:p>
+      <w:pPr>
+        <w:pStyle w:val="Compact"/>
+        <w:numPr>
+          <w:ilvl w:val="0"/>
+          <w:numId w:val="1002"/>
+        </w:numPr>
+      </w:pPr>
+      <w:r>
+        <w:rPr>
+          <w:b/>
+          <w:bCs/>
+        </w:rPr>
+        <w:t xml:space="preserve">Residual:</w:t>
+      </w:r>
+      <w:r>
+        <w:t xml:space="preserve"> </w:t>
+      </w:r>
+      <m:oMath>
+        <m:sSub>
+          <m:e>
+            <m:r>
+              <m:t>y</m:t>
+            </m:r>
+          </m:e>
+          <m:sub>
+            <m:r>
+              <m:t>a</m:t>
+            </m:r>
+            <m:r>
+              <m:t>c</m:t>
+            </m:r>
+            <m:r>
+              <m:t>t</m:t>
+            </m:r>
+            <m:r>
+              <m:t>u</m:t>
+            </m:r>
+            <m:r>
+              <m:t>a</m:t>
+            </m:r>
+            <m:r>
+              <m:t>l</m:t>
+            </m:r>
+          </m:sub>
+        </m:sSub>
+        <m:r>
+          <m:rPr>
+            <m:sty m:val="p"/>
+          </m:rPr>
+          <m:t>−</m:t>
+        </m:r>
+        <m:acc>
+          <m:accPr>
+            <m:chr m:val="̂"/>
+          </m:accPr>
+          <m:e>
+            <m:r>
+              <m:t>y</m:t>
+            </m:r>
+          </m:e>
+        </m:acc>
+      </m:oMath>
+    </w:p>
+    <w:bookmarkEnd w:id="26"/>
+    <w:bookmarkStart w:id="27" w:name="two-way-tables-conditional-probability"/>
+    <w:p>
+      <w:pPr>
+        <w:pStyle w:val="Heading4"/>
+      </w:pPr>
+      <w:r>
+        <w:t xml:space="preserve">Two-Way Tables &amp; Conditional Probability</w:t>
+      </w:r>
+    </w:p>
+    <w:tbl>
+      <w:tblPr>
+        <w:tblStyle w:val="Table"/>
+        <w:tblW w:type="auto" w:w="0"/>
+        <w:jc w:val="left"/>
+        <w:tblLook w:firstRow="1" w:lastRow="0" w:firstColumn="0" w:lastColumn="0" w:noHBand="0" w:noVBand="0" w:val="0020"/>
+      </w:tblPr>
+      <w:tblGrid>
+        <w:gridCol w:w="1980"/>
+        <w:gridCol w:w="1980"/>
+        <w:gridCol w:w="1980"/>
+        <w:gridCol w:w="1980"/>
+      </w:tblGrid>
+      <w:tr>
+        <w:trPr>
+          <w:tblHeader w:val="on"/>
+        </w:trPr>
+        <w:tc>
+          <w:tcPr/>
+          <w:p>
+            <w:pPr>
+              <w:pStyle w:val="Compact"/>
+            </w:pPr>
+          </w:p>
+        </w:tc>
+        <w:tc>
+          <w:tcPr/>
+          <w:p>
+            <w:pPr>
+              <w:pStyle w:val="Compact"/>
+              <w:jc w:val="left"/>
+            </w:pPr>
+            <w:r>
+              <w:t xml:space="preserve">Category A</w:t>
+            </w:r>
+          </w:p>
+        </w:tc>
+        <w:tc>
+          <w:tcPr/>
+          <w:p>
+            <w:pPr>
+              <w:pStyle w:val="Compact"/>
+              <w:jc w:val="left"/>
+            </w:pPr>
+            <w:r>
+              <w:t xml:space="preserve">Category B</w:t>
+            </w:r>
+          </w:p>
+        </w:tc>
+        <w:tc>
+          <w:tcPr/>
+          <w:p>
+            <w:pPr>
+              <w:pStyle w:val="Compact"/>
+              <w:jc w:val="left"/>
+            </w:pPr>
+            <w:r>
+              <w:t xml:space="preserve">Total</w:t>
+            </w:r>
+          </w:p>
+        </w:tc>
+      </w:tr>
+      <w:tr>
+        <w:tc>
+          <w:tcPr/>
+          <w:p>
+            <w:pPr>
+              <w:pStyle w:val="Compact"/>
+              <w:jc w:val="left"/>
+            </w:pPr>
+            <w:r>
+              <w:t xml:space="preserve">Group 1</w:t>
+            </w:r>
+          </w:p>
+        </w:tc>
+        <w:tc>
+          <w:tcPr/>
+          <w:p>
+            <w:pPr>
+              <w:pStyle w:val="Compact"/>
+              <w:jc w:val="left"/>
+            </w:pPr>
+            <m:oMath>
+              <m:r>
+                <m:t>a</m:t>
+              </m:r>
+            </m:oMath>
+          </w:p>
+        </w:tc>
+        <w:tc>
+          <w:tcPr/>
+          <w:p>
+            <w:pPr>
+              <w:pStyle w:val="Compact"/>
+              <w:jc w:val="left"/>
+            </w:pPr>
+            <m:oMath>
+              <m:r>
+                <m:t>b</m:t>
+              </m:r>
+            </m:oMath>
+          </w:p>
+        </w:tc>
+        <w:tc>
+          <w:tcPr/>
+          <w:p>
+            <w:pPr>
+              <w:pStyle w:val="Compact"/>
+              <w:jc w:val="left"/>
+            </w:pPr>
+            <m:oMath>
+              <m:r>
+                <m:t>a</m:t>
+              </m:r>
+              <m:r>
+                <m:rPr>
+                  <m:sty m:val="p"/>
+                </m:rPr>
+                <m:t>+</m:t>
+              </m:r>
+              <m:r>
+                <m:t>b</m:t>
+              </m:r>
+            </m:oMath>
+          </w:p>
+        </w:tc>
+      </w:tr>
+      <w:tr>
+        <w:tc>
+          <w:tcPr/>
+          <w:p>
+            <w:pPr>
+              <w:pStyle w:val="Compact"/>
+              <w:jc w:val="left"/>
+            </w:pPr>
+            <w:r>
+              <w:t xml:space="preserve">Group 2</w:t>
+            </w:r>
+          </w:p>
+        </w:tc>
+        <w:tc>
+          <w:tcPr/>
+          <w:p>
+            <w:pPr>
+              <w:pStyle w:val="Compact"/>
+              <w:jc w:val="left"/>
+            </w:pPr>
+            <m:oMath>
+              <m:r>
+                <m:t>c</m:t>
+              </m:r>
+            </m:oMath>
+          </w:p>
+        </w:tc>
+        <w:tc>
+          <w:tcPr/>
+          <w:p>
+            <w:pPr>
+              <w:pStyle w:val="Compact"/>
+              <w:jc w:val="left"/>
+            </w:pPr>
+            <m:oMath>
+              <m:r>
+                <m:t>d</m:t>
+              </m:r>
+            </m:oMath>
+          </w:p>
+        </w:tc>
+        <w:tc>
+          <w:tcPr/>
+          <w:p>
+            <w:pPr>
+              <w:pStyle w:val="Compact"/>
+              <w:jc w:val="left"/>
+            </w:pPr>
+            <m:oMath>
+              <m:r>
+                <m:t>c</m:t>
+              </m:r>
+              <m:r>
+                <m:rPr>
+                  <m:sty m:val="p"/>
+                </m:rPr>
+                <m:t>+</m:t>
+              </m:r>
+              <m:r>
+                <m:t>d</m:t>
+              </m:r>
+            </m:oMath>
+          </w:p>
+        </w:tc>
+      </w:tr>
+      <w:tr>
+        <w:tc>
+          <w:tcPr/>
+          <w:p>
+            <w:pPr>
+              <w:pStyle w:val="Compact"/>
+              <w:jc w:val="left"/>
+            </w:pPr>
+            <w:r>
+              <w:t xml:space="preserve">Total</w:t>
+            </w:r>
+          </w:p>
+        </w:tc>
+        <w:tc>
+          <w:tcPr/>
+          <w:p>
+            <w:pPr>
+              <w:pStyle w:val="Compact"/>
+              <w:jc w:val="left"/>
+            </w:pPr>
+            <m:oMath>
+              <m:r>
+                <m:t>a</m:t>
+              </m:r>
+              <m:r>
+                <m:rPr>
+                  <m:sty m:val="p"/>
+                </m:rPr>
+                <m:t>+</m:t>
+              </m:r>
+              <m:r>
+                <m:t>c</m:t>
+              </m:r>
+            </m:oMath>
+          </w:p>
+        </w:tc>
+        <w:tc>
+          <w:tcPr/>
+          <w:p>
+            <w:pPr>
+              <w:pStyle w:val="Compact"/>
+              <w:jc w:val="left"/>
+            </w:pPr>
+            <m:oMath>
+              <m:r>
+                <m:t>b</m:t>
+              </m:r>
+              <m:r>
+                <m:rPr>
+                  <m:sty m:val="p"/>
+                </m:rPr>
+                <m:t>+</m:t>
+              </m:r>
+              <m:r>
+                <m:t>d</m:t>
+              </m:r>
+            </m:oMath>
+          </w:p>
+        </w:tc>
+        <w:tc>
+          <w:tcPr/>
+          <w:p>
+            <w:pPr>
+              <w:pStyle w:val="Compact"/>
+              <w:jc w:val="left"/>
+            </w:pPr>
+            <m:oMath>
+              <m:r>
+                <m:t>n</m:t>
+              </m:r>
+            </m:oMath>
+          </w:p>
+        </w:tc>
+      </w:tr>
+    </w:tbl>
+    <w:p>
+      <w:pPr>
+        <w:pStyle w:val="Compact"/>
+        <w:numPr>
+          <w:ilvl w:val="0"/>
+          <w:numId w:val="1003"/>
+        </w:numPr>
+      </w:pPr>
+      <w:r>
+        <w:rPr>
+          <w:b/>
+          <w:bCs/>
+        </w:rPr>
+        <w:t xml:space="preserve">Joint:</w:t>
+      </w:r>
+      <w:r>
+        <w:t xml:space="preserve"> </w:t>
+      </w:r>
+      <m:oMath>
+        <m:r>
+          <m:t>P</m:t>
+        </m:r>
+        <m:d>
+          <m:dPr>
+            <m:begChr m:val="("/>
+            <m:endChr m:val=")"/>
+            <m:sepChr m:val=""/>
+            <m:grow/>
+          </m:dPr>
+          <m:e>
+            <m:r>
+              <m:t>A</m:t>
+            </m:r>
+            <m:r>
+              <m:rPr>
+                <m:sty m:val="p"/>
+              </m:rPr>
+              <m:t>∩</m:t>
+            </m:r>
+            <m:r>
+              <m:t>B</m:t>
+            </m:r>
+          </m:e>
+        </m:d>
+        <m:r>
+          <m:rPr>
+            <m:sty m:val="p"/>
+          </m:rPr>
+          <m:t>=</m:t>
+        </m:r>
+        <m:f>
+          <m:fPr>
+            <m:type m:val="bar"/>
+          </m:fPr>
+          <m:num>
+            <m:r>
+              <m:t>a</m:t>
+            </m:r>
+          </m:num>
+          <m:den>
+            <m:r>
+              <m:t>n</m:t>
+            </m:r>
+          </m:den>
+        </m:f>
+      </m:oMath>
+    </w:p>
+    <w:p>
+      <w:pPr>
+        <w:pStyle w:val="Compact"/>
+        <w:numPr>
+          <w:ilvl w:val="0"/>
+          <w:numId w:val="1003"/>
+        </w:numPr>
+      </w:pPr>
+      <w:r>
+        <w:rPr>
+          <w:b/>
+          <w:bCs/>
+        </w:rPr>
+        <w:t xml:space="preserve">Marginal:</w:t>
+      </w:r>
+      <w:r>
+        <w:t xml:space="preserve"> </w:t>
+      </w:r>
+      <m:oMath>
+        <m:r>
+          <m:t>P</m:t>
+        </m:r>
+        <m:d>
+          <m:dPr>
+            <m:begChr m:val="("/>
+            <m:endChr m:val=")"/>
+            <m:sepChr m:val=""/>
+            <m:grow/>
+          </m:dPr>
+          <m:e>
+            <m:r>
+              <m:t>A</m:t>
+            </m:r>
+          </m:e>
+        </m:d>
+        <m:r>
+          <m:rPr>
+            <m:sty m:val="p"/>
+          </m:rPr>
+          <m:t>=</m:t>
+        </m:r>
+        <m:f>
+          <m:fPr>
+            <m:type m:val="bar"/>
+          </m:fPr>
+          <m:num>
+            <m:r>
+              <m:t>a</m:t>
+            </m:r>
+            <m:r>
+              <m:rPr>
+                <m:sty m:val="p"/>
+              </m:rPr>
+              <m:t>+</m:t>
+            </m:r>
+            <m:r>
+              <m:t>c</m:t>
+            </m:r>
+          </m:num>
+          <m:den>
+            <m:r>
+              <m:t>n</m:t>
+            </m:r>
+          </m:den>
+        </m:f>
+      </m:oMath>
+    </w:p>
+    <w:p>
+      <w:pPr>
+        <w:pStyle w:val="Compact"/>
+        <w:numPr>
+          <w:ilvl w:val="0"/>
+          <w:numId w:val="1003"/>
+        </w:numPr>
+      </w:pPr>
+      <w:r>
+        <w:rPr>
+          <w:b/>
+          <w:bCs/>
+        </w:rPr>
+        <w:t xml:space="preserve">Conditional:</w:t>
+      </w:r>
+      <w:r>
+        <w:t xml:space="preserve"> </w:t>
+      </w:r>
+      <m:oMath>
+        <m:r>
+          <m:t>P</m:t>
+        </m:r>
+        <m:d>
+          <m:dPr>
+            <m:begChr m:val="("/>
+            <m:endChr m:val=")"/>
+            <m:sepChr m:val=""/>
+            <m:grow/>
+          </m:dPr>
+          <m:e>
+            <m:r>
+              <m:t>A</m:t>
+            </m:r>
+            <m:r>
+              <m:rPr>
+                <m:sty m:val="p"/>
+              </m:rPr>
+              <m:t>|</m:t>
+            </m:r>
+            <m:r>
+              <m:t>B</m:t>
+            </m:r>
+          </m:e>
+        </m:d>
+        <m:r>
+          <m:rPr>
+            <m:sty m:val="p"/>
+          </m:rPr>
+          <m:t>=</m:t>
+        </m:r>
+        <m:f>
+          <m:fPr>
+            <m:type m:val="bar"/>
+          </m:fPr>
+          <m:num>
+            <m:r>
+              <m:t>a</m:t>
+            </m:r>
+          </m:num>
+          <m:den>
+            <m:r>
+              <m:t>a</m:t>
+            </m:r>
+            <m:r>
+              <m:rPr>
+                <m:sty m:val="p"/>
+              </m:rPr>
+              <m:t>+</m:t>
+            </m:r>
+            <m:r>
+              <m:t>c</m:t>
+            </m:r>
+          </m:den>
+        </m:f>
+      </m:oMath>
+    </w:p>
+    <w:bookmarkEnd w:id="27"/>
+    <w:bookmarkEnd w:id="28"/>
+    <w:bookmarkStart w:id="31" w:name="X4e39c5a78019df5f9b7c02f6690e2d09347febf"/>
+    <w:p>
+      <w:pPr>
+        <w:pStyle w:val="Heading3"/>
+      </w:pPr>
+      <w:r>
+        <w:t xml:space="preserve">🧮 Practice Problems from Classroom Materials</w:t>
+      </w:r>
+    </w:p>
+    <w:bookmarkStart w:id="29" w:name="from-8_statistics.pdf"/>
+    <w:p>
+      <w:pPr>
+        <w:pStyle w:val="Heading4"/>
+      </w:pPr>
+      <w:r>
+        <w:t xml:space="preserve">From 8_Statistics.pdf</w:t>
+      </w:r>
+    </w:p>
+    <w:p>
+      <w:pPr>
+        <w:pStyle w:val="Compact"/>
+        <w:numPr>
+          <w:ilvl w:val="0"/>
+          <w:numId w:val="1004"/>
+        </w:numPr>
+      </w:pPr>
+      <w:r>
+        <w:rPr>
+          <w:b/>
+          <w:bCs/>
+        </w:rPr>
+        <w:t xml:space="preserve">Data:</w:t>
+      </w:r>
+      <w:r>
+        <w:t xml:space="preserve"> </w:t>
+      </w:r>
+      <w:r>
+        <w:t xml:space="preserve">{8, 12, 12, 15, 18, 20, 22, 25, 30}. Find IQR.</w:t>
+      </w:r>
+    </w:p>
+    <w:p>
+      <w:pPr>
+        <w:pStyle w:val="Compact"/>
+        <w:numPr>
+          <w:ilvl w:val="1"/>
+          <w:numId w:val="1005"/>
+        </w:numPr>
+      </w:pPr>
+      <w:r>
+        <w:t xml:space="preserve">Q1=12, Q3=23.5,</w:t>
+      </w:r>
+      <w:r>
+        <w:t xml:space="preserve"> </w:t>
+      </w:r>
+      <w:r>
+        <w:rPr>
+          <w:b/>
+          <w:bCs/>
+        </w:rPr>
+        <w:t xml:space="preserve">IQR=11.5</w:t>
+      </w:r>
+    </w:p>
+    <w:p>
+      <w:pPr>
+        <w:pStyle w:val="Compact"/>
+        <w:numPr>
+          <w:ilvl w:val="0"/>
+          <w:numId w:val="1004"/>
+        </w:numPr>
+      </w:pPr>
+      <w:r>
+        <w:rPr>
+          <w:b/>
+          <w:bCs/>
+        </w:rPr>
+        <w:t xml:space="preserve">Normal dist:</w:t>
+      </w:r>
+      <w:r>
+        <w:t xml:space="preserve"> </w:t>
+      </w:r>
+      <w:r>
+        <w:t xml:space="preserve">μ=500, σ=100. % scoring 600-700?</w:t>
+      </w:r>
+    </w:p>
+    <w:p>
+      <w:pPr>
+        <w:pStyle w:val="Compact"/>
+        <w:numPr>
+          <w:ilvl w:val="1"/>
+          <w:numId w:val="1006"/>
+        </w:numPr>
+      </w:pPr>
+      <w:r>
+        <w:t xml:space="preserve">600 = +1σ, 700 = +2σ</w:t>
+      </w:r>
+    </w:p>
+    <w:p>
+      <w:pPr>
+        <w:pStyle w:val="Compact"/>
+        <w:numPr>
+          <w:ilvl w:val="1"/>
+          <w:numId w:val="1006"/>
+        </w:numPr>
+      </w:pPr>
+      <w:r>
+        <w:t xml:space="preserve">34% (0 to +1σ), 47.5% (0 to +2σ)</w:t>
+      </w:r>
+    </w:p>
+    <w:p>
+      <w:pPr>
+        <w:pStyle w:val="Compact"/>
+        <w:numPr>
+          <w:ilvl w:val="1"/>
+          <w:numId w:val="1006"/>
+        </w:numPr>
+      </w:pPr>
+      <w:r>
+        <w:rPr>
+          <w:b/>
+          <w:bCs/>
+        </w:rPr>
+        <w:t xml:space="preserve">Answer: 13.5%</w:t>
+      </w:r>
+    </w:p>
+    <w:p>
+      <w:pPr>
+        <w:pStyle w:val="Compact"/>
+        <w:numPr>
+          <w:ilvl w:val="0"/>
+          <w:numId w:val="1004"/>
+        </w:numPr>
+      </w:pPr>
+      <w:r>
+        <w:rPr>
+          <w:b/>
+          <w:bCs/>
+        </w:rPr>
+        <w:t xml:space="preserve">Scatterplot:</w:t>
+      </w:r>
+      <w:r>
+        <w:t xml:space="preserve"> </w:t>
+      </w:r>
+      <m:oMath>
+        <m:sSup>
+          <m:e>
+            <m:r>
+              <m:t>R</m:t>
+            </m:r>
+          </m:e>
+          <m:sup>
+            <m:r>
+              <m:t>2</m:t>
+            </m:r>
+          </m:sup>
+        </m:sSup>
+        <m:r>
+          <m:rPr>
+            <m:sty m:val="p"/>
+          </m:rPr>
+          <m:t>=</m:t>
+        </m:r>
+        <m:r>
+          <m:t>0.81</m:t>
+        </m:r>
+      </m:oMath>
+      <w:r>
+        <w:t xml:space="preserve">. Correlation?</w:t>
+      </w:r>
+    </w:p>
+    <w:p>
+      <w:pPr>
+        <w:pStyle w:val="Compact"/>
+        <w:numPr>
+          <w:ilvl w:val="1"/>
+          <w:numId w:val="1007"/>
+        </w:numPr>
+      </w:pPr>
+      <m:oMath>
+        <m:r>
+          <m:t>r</m:t>
+        </m:r>
+        <m:r>
+          <m:rPr>
+            <m:sty m:val="p"/>
+          </m:rPr>
+          <m:t>=</m:t>
+        </m:r>
+        <m:r>
+          <m:rPr>
+            <m:sty m:val="p"/>
+          </m:rPr>
+          <m:t>±</m:t>
+        </m:r>
+        <m:r>
+          <m:t>0.9</m:t>
+        </m:r>
+      </m:oMath>
+      <w:r>
+        <w:t xml:space="preserve"> </w:t>
+      </w:r>
+      <w:r>
+        <w:t xml:space="preserve">(positive slope → +0.9)</w:t>
+      </w:r>
+    </w:p>
+    <w:p>
+      <w:pPr>
+        <w:pStyle w:val="Compact"/>
+        <w:numPr>
+          <w:ilvl w:val="0"/>
+          <w:numId w:val="1004"/>
+        </w:numPr>
+      </w:pPr>
+      <w:r>
+        <w:rPr>
+          <w:b/>
+          <w:bCs/>
+        </w:rPr>
+        <w:t xml:space="preserve">Two-way table:</w:t>
+      </w:r>
+      <w:r>
+        <w:t xml:space="preserve"> </w:t>
+      </w:r>
+      <w:r>
+        <w:t xml:space="preserve">P(A|B) vs P(B|A). When equal?</w:t>
+      </w:r>
+    </w:p>
+    <w:p>
+      <w:pPr>
+        <w:pStyle w:val="Compact"/>
+        <w:numPr>
+          <w:ilvl w:val="1"/>
+          <w:numId w:val="1008"/>
+        </w:numPr>
+      </w:pPr>
+      <w:r>
+        <w:t xml:space="preserve">When P(A) = P(B) or A and B independent with equal marginals</w:t>
+      </w:r>
+    </w:p>
+    <w:p>
+      <w:pPr>
+        <w:pStyle w:val="Compact"/>
+        <w:numPr>
+          <w:ilvl w:val="0"/>
+          <w:numId w:val="1004"/>
+        </w:numPr>
+      </w:pPr>
+      <w:r>
+        <w:rPr>
+          <w:b/>
+          <w:bCs/>
+        </w:rPr>
+        <w:t xml:space="preserve">Outlier effect:</w:t>
+      </w:r>
+      <w:r>
+        <w:t xml:space="preserve"> </w:t>
+      </w:r>
+      <w:r>
+        <w:t xml:space="preserve">Data set with outlier. Which center most affected?</w:t>
+      </w:r>
+    </w:p>
+    <w:p>
+      <w:pPr>
+        <w:pStyle w:val="Compact"/>
+        <w:numPr>
+          <w:ilvl w:val="1"/>
+          <w:numId w:val="1009"/>
+        </w:numPr>
+      </w:pPr>
+      <w:r>
+        <w:rPr>
+          <w:b/>
+          <w:bCs/>
+        </w:rPr>
+        <w:t xml:space="preserve">Mean</w:t>
+      </w:r>
+      <w:r>
+        <w:t xml:space="preserve"> </w:t>
+      </w:r>
+      <w:r>
+        <w:t xml:space="preserve">(least resistant)</w:t>
+      </w:r>
+    </w:p>
+    <w:bookmarkEnd w:id="29"/>
+    <w:bookmarkStart w:id="30" w:name="X57d658201bb540ae573d46ace60557732939a91"/>
+    <w:p>
+      <w:pPr>
+        <w:pStyle w:val="Heading4"/>
+      </w:pPr>
+      <w:r>
+        <w:t xml:space="preserve">From SAT Geometry Problems &amp; Problem-Solving 9</w:t>
+      </w:r>
+    </w:p>
+    <w:p>
+      <w:pPr>
+        <w:pStyle w:val="Compact"/>
+        <w:numPr>
+          <w:ilvl w:val="0"/>
+          <w:numId w:val="1010"/>
+        </w:numPr>
+      </w:pPr>
+      <w:r>
+        <w:rPr>
+          <w:b/>
+          <w:bCs/>
+        </w:rPr>
+        <w:t xml:space="preserve">Circle equation:</w:t>
+      </w:r>
+      <w:r>
+        <w:t xml:space="preserve"> </w:t>
+      </w:r>
+      <m:oMath>
+        <m:sSup>
+          <m:e>
+            <m:r>
+              <m:t>x</m:t>
+            </m:r>
+          </m:e>
+          <m:sup>
+            <m:r>
+              <m:t>2</m:t>
+            </m:r>
+          </m:sup>
+        </m:sSup>
+        <m:r>
+          <m:rPr>
+            <m:sty m:val="p"/>
+          </m:rPr>
+          <m:t>+</m:t>
+        </m:r>
+        <m:sSup>
+          <m:e>
+            <m:r>
+              <m:t>y</m:t>
+            </m:r>
+          </m:e>
+          <m:sup>
+            <m:r>
+              <m:t>2</m:t>
+            </m:r>
+          </m:sup>
+        </m:sSup>
+        <m:r>
+          <m:rPr>
+            <m:sty m:val="p"/>
+          </m:rPr>
+          <m:t>−</m:t>
+        </m:r>
+        <m:r>
+          <m:t>10</m:t>
+        </m:r>
+        <m:r>
+          <m:t>x</m:t>
+        </m:r>
+        <m:r>
+          <m:rPr>
+            <m:sty m:val="p"/>
+          </m:rPr>
+          <m:t>+</m:t>
+        </m:r>
+        <m:r>
+          <m:t>6</m:t>
+        </m:r>
+        <m:r>
+          <m:t>y</m:t>
+        </m:r>
+        <m:r>
+          <m:rPr>
+            <m:sty m:val="p"/>
+          </m:rPr>
+          <m:t>+</m:t>
+        </m:r>
+        <m:r>
+          <m:t>18</m:t>
+        </m:r>
+        <m:r>
+          <m:rPr>
+            <m:sty m:val="p"/>
+          </m:rPr>
+          <m:t>=</m:t>
+        </m:r>
+        <m:r>
+          <m:t>0</m:t>
+        </m:r>
+      </m:oMath>
+      <w:r>
+        <w:t xml:space="preserve">. Center, radius?</w:t>
+      </w:r>
+    </w:p>
+    <w:p>
+      <w:pPr>
+        <w:pStyle w:val="Compact"/>
+        <w:numPr>
+          <w:ilvl w:val="1"/>
+          <w:numId w:val="1011"/>
+        </w:numPr>
+      </w:pPr>
+      <m:oMath>
+        <m:sSup>
+          <m:e>
+            <m:d>
+              <m:dPr>
+                <m:begChr m:val="("/>
+                <m:endChr m:val=")"/>
+                <m:sepChr m:val=""/>
+                <m:grow/>
+              </m:dPr>
+              <m:e>
+                <m:r>
+                  <m:t>x</m:t>
+                </m:r>
+                <m:r>
+                  <m:rPr>
+                    <m:sty m:val="p"/>
+                  </m:rPr>
+                  <m:t>−</m:t>
+                </m:r>
+                <m:r>
+                  <m:t>5</m:t>
+                </m:r>
+              </m:e>
+            </m:d>
+          </m:e>
+          <m:sup>
+            <m:r>
+              <m:t>2</m:t>
+            </m:r>
+          </m:sup>
+        </m:sSup>
+        <m:r>
+          <m:rPr>
+            <m:sty m:val="p"/>
+          </m:rPr>
+          <m:t>+</m:t>
+        </m:r>
+        <m:sSup>
+          <m:e>
+            <m:d>
+              <m:dPr>
+                <m:begChr m:val="("/>
+                <m:endChr m:val=")"/>
+                <m:sepChr m:val=""/>
+                <m:grow/>
+              </m:dPr>
+              <m:e>
+                <m:r>
+                  <m:t>y</m:t>
+                </m:r>
+                <m:r>
+                  <m:rPr>
+                    <m:sty m:val="p"/>
+                  </m:rPr>
+                  <m:t>+</m:t>
+                </m:r>
+                <m:r>
+                  <m:t>3</m:t>
+                </m:r>
+              </m:e>
+            </m:d>
+          </m:e>
+          <m:sup>
+            <m:r>
+              <m:t>2</m:t>
+            </m:r>
+          </m:sup>
+        </m:sSup>
+        <m:r>
+          <m:rPr>
+            <m:sty m:val="p"/>
+          </m:rPr>
+          <m:t>=</m:t>
+        </m:r>
+        <m:r>
+          <m:t>16</m:t>
+        </m:r>
+      </m:oMath>
+      <w:r>
+        <w:t xml:space="preserve"> </w:t>
+      </w:r>
+      <w:r>
+        <w:t xml:space="preserve">→ Center (5,-3), r=4</w:t>
+      </w:r>
+    </w:p>
+    <w:p>
+      <w:pPr>
+        <w:pStyle w:val="Compact"/>
+        <w:numPr>
+          <w:ilvl w:val="0"/>
+          <w:numId w:val="1010"/>
+        </w:numPr>
+      </w:pPr>
+      <w:r>
+        <w:rPr>
+          <w:b/>
+          <w:bCs/>
+        </w:rPr>
+        <w:t xml:space="preserve">Central angle</w:t>
+      </w:r>
+      <w:r>
+        <w:t xml:space="preserve"> </w:t>
+      </w:r>
+      <w:r>
+        <w:t xml:space="preserve">= 110°. Inscribed angle?</w:t>
+      </w:r>
+    </w:p>
+    <w:p>
+      <w:pPr>
+        <w:pStyle w:val="Compact"/>
+        <w:numPr>
+          <w:ilvl w:val="1"/>
+          <w:numId w:val="1012"/>
+        </w:numPr>
+      </w:pPr>
+      <w:r>
+        <w:rPr>
+          <w:b/>
+          <w:bCs/>
+        </w:rPr>
+        <w:t xml:space="preserve">55°</w:t>
+      </w:r>
+    </w:p>
+    <w:p>
+      <w:pPr>
+        <w:pStyle w:val="Compact"/>
+        <w:numPr>
+          <w:ilvl w:val="0"/>
+          <w:numId w:val="1010"/>
+        </w:numPr>
+      </w:pPr>
+      <w:r>
+        <w:rPr>
+          <w:b/>
+          <w:bCs/>
+        </w:rPr>
+        <w:t xml:space="preserve">Similar triangles:</w:t>
+      </w:r>
+      <w:r>
+        <w:t xml:space="preserve"> </w:t>
+      </w:r>
+      <w:r>
+        <w:t xml:space="preserve">Scale 2:5. Area ratio?</w:t>
+      </w:r>
+    </w:p>
+    <w:p>
+      <w:pPr>
+        <w:pStyle w:val="Compact"/>
+        <w:numPr>
+          <w:ilvl w:val="1"/>
+          <w:numId w:val="1013"/>
+        </w:numPr>
+      </w:pPr>
+      <m:oMath>
+        <m:sSup>
+          <m:e>
+            <m:d>
+              <m:dPr>
+                <m:begChr m:val="("/>
+                <m:endChr m:val=")"/>
+                <m:sepChr m:val=""/>
+                <m:grow/>
+              </m:dPr>
+              <m:e>
+                <m:r>
+                  <m:t>2</m:t>
+                </m:r>
+                <m:r>
+                  <m:rPr>
+                    <m:sty m:val="p"/>
+                  </m:rPr>
+                  <m:t>/</m:t>
+                </m:r>
+                <m:r>
+                  <m:t>5</m:t>
+                </m:r>
+              </m:e>
+            </m:d>
+          </m:e>
+          <m:sup>
+            <m:r>
+              <m:t>2</m:t>
+            </m:r>
+          </m:sup>
+        </m:sSup>
+        <m:r>
+          <m:rPr>
+            <m:sty m:val="p"/>
+          </m:rPr>
+          <m:t>=</m:t>
+        </m:r>
+        <m:r>
+          <m:t>4</m:t>
+        </m:r>
+        <m:r>
+          <m:rPr>
+            <m:sty m:val="p"/>
+          </m:rPr>
+          <m:t>/</m:t>
+        </m:r>
+        <m:r>
+          <m:t>25</m:t>
+        </m:r>
+      </m:oMath>
+    </w:p>
+    <w:p>
+      <w:pPr>
+        <w:pStyle w:val="Compact"/>
+        <w:numPr>
+          <w:ilvl w:val="0"/>
+          <w:numId w:val="1010"/>
+        </w:numPr>
+      </w:pPr>
+      <w:r>
+        <w:rPr>
+          <w:b/>
+          <w:bCs/>
+        </w:rPr>
+        <w:t xml:space="preserve">30-60-90 triangle:</w:t>
+      </w:r>
+      <w:r>
+        <w:t xml:space="preserve"> </w:t>
+      </w:r>
+      <w:r>
+        <w:t xml:space="preserve">Long leg =</w:t>
+      </w:r>
+      <w:r>
+        <w:t xml:space="preserve"> </w:t>
+      </w:r>
+      <m:oMath>
+        <m:r>
+          <m:t>6</m:t>
+        </m:r>
+        <m:rad>
+          <m:radPr>
+            <m:degHide m:val="on"/>
+          </m:radPr>
+          <m:deg/>
+          <m:e>
+            <m:r>
+              <m:t>3</m:t>
+            </m:r>
+          </m:e>
+        </m:rad>
+      </m:oMath>
+      <w:r>
+        <w:t xml:space="preserve">. Hypotenuse?</w:t>
+      </w:r>
+    </w:p>
+    <w:p>
+      <w:pPr>
+        <w:pStyle w:val="Compact"/>
+        <w:numPr>
+          <w:ilvl w:val="1"/>
+          <w:numId w:val="1014"/>
+        </w:numPr>
+      </w:pPr>
+      <w:r>
+        <w:t xml:space="preserve">Short leg = 6, Hypotenuse = 12</w:t>
+      </w:r>
+    </w:p>
+    <w:p>
+      <w:pPr>
+        <w:pStyle w:val="FirstParagraph"/>
+      </w:pPr>
+      <w:r>
+        <w:rPr>
+          <w:i/>
+          <w:iCs/>
+        </w:rPr>
+        <w:t xml:space="preserve">Next update: Continue monitoring 2026 Summer SAT/ACT @ AHA for additional classroom materials</w:t>
+      </w:r>
+    </w:p>
+    <w:bookmarkEnd w:id="30"/>
+    <w:bookmarkEnd w:id="31"/>
+    <w:bookmarkEnd w:id="32"/>
+    <w:bookmarkStart w:id="33" w:name="overview"/>
+    <w:p>
+      <w:pPr>
+        <w:pStyle w:val="Heading2"/>
+      </w:pPr>
+      <w:r>
         <w:t xml:space="preserve">📚 Overview</w:t>
       </w:r>
     </w:p>
@@ -76,7 +3033,7 @@
         <w:t xml:space="preserve"> </w:t>
       </w:r>
       <w:r>
-        <w:t xml:space="preserve">— you rarely compute standard deviation by hand; instead, you compare spreads, interpret margins of error, and evaluate study designs.</w:t>
+        <w:t xml:space="preserve">– you rarely compute standard deviation by hand; instead, you compare spreads, interpret margins of error, and evaluate study designs.</w:t>
       </w:r>
     </w:p>
     <w:p>
@@ -133,15 +3090,8 @@
         <w:t xml:space="preserve">- Experimental vs. observational studies</w:t>
       </w:r>
     </w:p>
-    <w:p>
-      <w:r>
-        <w:pict>
-          <v:rect style="width:0;height:1.5pt" o:hralign="center" o:hrstd="t" o:hr="t"/>
-        </w:pict>
-      </w:r>
-    </w:p>
-    <w:bookmarkEnd w:id="20"/>
-    <w:bookmarkStart w:id="23" w:name="measures-of-center-spread"/>
+    <w:bookmarkEnd w:id="33"/>
+    <w:bookmarkStart w:id="36" w:name="measures-of-center-spread"/>
     <w:p>
       <w:pPr>
         <w:pStyle w:val="Heading2"/>
@@ -150,7 +3100,7 @@
         <w:t xml:space="preserve">🎯 Measures of Center &amp; Spread</w:t>
       </w:r>
     </w:p>
-    <w:bookmarkStart w:id="21" w:name="center"/>
+    <w:bookmarkStart w:id="34" w:name="center"/>
     <w:p>
       <w:pPr>
         <w:pStyle w:val="Heading3"/>
@@ -407,8 +3357,8 @@
         <w:t xml:space="preserve">If mean &gt; median → right-skewed. If mean &lt; median → left-skewed.</w:t>
       </w:r>
     </w:p>
-    <w:bookmarkEnd w:id="21"/>
-    <w:bookmarkStart w:id="22" w:name="spread"/>
+    <w:bookmarkEnd w:id="34"/>
+    <w:bookmarkStart w:id="35" w:name="spread"/>
     <w:p>
       <w:pPr>
         <w:pStyle w:val="Heading3"/>
@@ -670,19 +3620,12 @@
         <w:t xml:space="preserve"> </w:t>
       </w:r>
       <w:r>
-        <w:t xml:space="preserve">SDs visually (dot plots, histograms) — larger spread = larger SD. Don’t calculate by hand.</w:t>
-      </w:r>
-    </w:p>
-    <w:p>
-      <w:r>
-        <w:pict>
-          <v:rect style="width:0;height:1.5pt" o:hralign="center" o:hrstd="t" o:hr="t"/>
-        </w:pict>
-      </w:r>
-    </w:p>
-    <w:bookmarkEnd w:id="22"/>
-    <w:bookmarkEnd w:id="23"/>
-    <w:bookmarkStart w:id="24" w:name="five-number-summary-box-plots"/>
+        <w:t xml:space="preserve">SDs visually (dot plots, histograms) – larger spread = larger SD. Don’t calculate by hand.</w:t>
+      </w:r>
+    </w:p>
+    <w:bookmarkEnd w:id="35"/>
+    <w:bookmarkEnd w:id="36"/>
+    <w:bookmarkStart w:id="37" w:name="five-number-summary-box-plots-1"/>
     <w:p>
       <w:pPr>
         <w:pStyle w:val="Heading2"/>
@@ -781,15 +3724,8 @@
         <w:t xml:space="preserve">- Median off-center in box ≈ skewed data</w:t>
       </w:r>
     </w:p>
-    <w:p>
-      <w:r>
-        <w:pict>
-          <v:rect style="width:0;height:1.5pt" o:hralign="center" o:hrstd="t" o:hr="t"/>
-        </w:pict>
-      </w:r>
-    </w:p>
-    <w:bookmarkEnd w:id="24"/>
-    <w:bookmarkStart w:id="25" w:name="sampling-methods"/>
+    <w:bookmarkEnd w:id="37"/>
+    <w:bookmarkStart w:id="38" w:name="sampling-methods-1"/>
     <w:p>
       <w:pPr>
         <w:pStyle w:val="Heading2"/>
@@ -1140,7 +4076,7 @@
               <w:t xml:space="preserve"> </w:t>
             </w:r>
             <w:r>
-              <w:t xml:space="preserve">— not representative</w:t>
+              <w:t xml:space="preserve">– not representative</w:t>
             </w:r>
           </w:p>
         </w:tc>
@@ -1288,15 +4224,8 @@
         <w:t xml:space="preserve">→ neither generalization nor causation</w:t>
       </w:r>
     </w:p>
-    <w:p>
-      <w:r>
-        <w:pict>
-          <v:rect style="width:0;height:1.5pt" o:hralign="center" o:hrstd="t" o:hr="t"/>
-        </w:pict>
-      </w:r>
-    </w:p>
-    <w:bookmarkEnd w:id="25"/>
-    <w:bookmarkStart w:id="29" w:name="margin-of-error-confidence-intervals"/>
+    <w:bookmarkEnd w:id="38"/>
+    <w:bookmarkStart w:id="42" w:name="margin-of-error-confidence-intervals-1"/>
     <w:p>
       <w:pPr>
         <w:pStyle w:val="Heading2"/>
@@ -1305,7 +4234,7 @@
         <w:t xml:space="preserve">📈 Margin of Error &amp; Confidence Intervals</w:t>
       </w:r>
     </w:p>
-    <w:bookmarkStart w:id="26" w:name="formula-given-on-sat"/>
+    <w:bookmarkStart w:id="39" w:name="formula-given-on-sat"/>
     <w:p>
       <w:pPr>
         <w:pStyle w:val="Heading3"/>
@@ -1330,7 +4259,7 @@
         <w:pStyle w:val="Compact"/>
         <w:numPr>
           <w:ilvl w:val="0"/>
-          <w:numId w:val="1001"/>
+          <w:numId w:val="1015"/>
         </w:numPr>
       </w:pPr>
       <w:r>
@@ -1352,7 +4281,7 @@
         <w:pStyle w:val="Compact"/>
         <w:numPr>
           <w:ilvl w:val="0"/>
-          <w:numId w:val="1001"/>
+          <w:numId w:val="1015"/>
         </w:numPr>
       </w:pPr>
       <w:r>
@@ -1374,7 +4303,7 @@
         <w:pStyle w:val="Compact"/>
         <w:numPr>
           <w:ilvl w:val="0"/>
-          <w:numId w:val="1001"/>
+          <w:numId w:val="1015"/>
         </w:numPr>
       </w:pPr>
       <w:r>
@@ -1391,8 +4320,8 @@
         <w:t xml:space="preserve">= sample size</w:t>
       </w:r>
     </w:p>
-    <w:bookmarkEnd w:id="26"/>
-    <w:bookmarkStart w:id="27" w:name="key-relationships"/>
+    <w:bookmarkEnd w:id="39"/>
+    <w:bookmarkStart w:id="40" w:name="key-relationships"/>
     <w:p>
       <w:pPr>
         <w:pStyle w:val="Heading3"/>
@@ -1520,8 +4449,8 @@
         </w:tc>
       </w:tr>
     </w:tbl>
-    <w:bookmarkEnd w:id="27"/>
-    <w:bookmarkStart w:id="28" w:name="confidence-interval"/>
+    <w:bookmarkEnd w:id="40"/>
+    <w:bookmarkStart w:id="41" w:name="confidence-interval"/>
     <w:p>
       <w:pPr>
         <w:pStyle w:val="Heading3"/>
@@ -1583,16 +4512,9 @@
         <w:t xml:space="preserve">Confidence level ≠ probability the parameter is in THIS interval. It’s about the method’s long-run success rate.</w:t>
       </w:r>
     </w:p>
-    <w:p>
-      <w:r>
-        <w:pict>
-          <v:rect style="width:0;height:1.5pt" o:hralign="center" o:hrstd="t" o:hr="t"/>
-        </w:pict>
-      </w:r>
-    </w:p>
-    <w:bookmarkEnd w:id="28"/>
-    <w:bookmarkEnd w:id="29"/>
-    <w:bookmarkStart w:id="34" w:name="scatterplots-correlation-regression"/>
+    <w:bookmarkEnd w:id="41"/>
+    <w:bookmarkEnd w:id="42"/>
+    <w:bookmarkStart w:id="47" w:name="scatterplots-correlation-regression"/>
     <w:p>
       <w:pPr>
         <w:pStyle w:val="Heading2"/>
@@ -1601,7 +4523,7 @@
         <w:t xml:space="preserve">📉 Scatterplots, Correlation &amp; Regression</w:t>
       </w:r>
     </w:p>
-    <w:bookmarkStart w:id="30" w:name="scatterplot-features"/>
+    <w:bookmarkStart w:id="43" w:name="scatterplot-features"/>
     <w:p>
       <w:pPr>
         <w:pStyle w:val="Heading3"/>
@@ -1771,8 +4693,8 @@
         </w:tc>
       </w:tr>
     </w:tbl>
-    <w:bookmarkEnd w:id="30"/>
-    <w:bookmarkStart w:id="31" w:name="correlation-coefficient-r"/>
+    <w:bookmarkEnd w:id="43"/>
+    <w:bookmarkStart w:id="44" w:name="correlation-coefficient-r"/>
     <w:p>
       <w:pPr>
         <w:pStyle w:val="Heading3"/>
@@ -1943,7 +4865,7 @@
               <w:jc w:val="left"/>
             </w:pPr>
             <w:r>
-              <w:t xml:space="preserve">—</w:t>
+              <w:t xml:space="preserve">–</w:t>
             </w:r>
           </w:p>
         </w:tc>
@@ -2103,8 +5025,8 @@
         <w:t xml:space="preserve">Correlation ≠ Causation</w:t>
       </w:r>
     </w:p>
-    <w:bookmarkEnd w:id="31"/>
-    <w:bookmarkStart w:id="32" w:name="X38662d8b542fc7a8b5bfb937bde0fb6f66f41d5"/>
+    <w:bookmarkEnd w:id="44"/>
+    <w:bookmarkStart w:id="45" w:name="X38662d8b542fc7a8b5bfb937bde0fb6f66f41d5"/>
     <w:p>
       <w:pPr>
         <w:pStyle w:val="Heading3"/>
@@ -2237,8 +5159,8 @@
         <w:t xml:space="preserve">Predicted y when x = 0 (may not make sense contextually)</w:t>
       </w:r>
     </w:p>
-    <w:bookmarkEnd w:id="32"/>
-    <w:bookmarkStart w:id="33" w:name="residuals"/>
+    <w:bookmarkEnd w:id="45"/>
+    <w:bookmarkStart w:id="46" w:name="residuals"/>
     <w:p>
       <w:pPr>
         <w:pStyle w:val="Heading3"/>
@@ -2293,16 +5215,9 @@
         <w:t xml:space="preserve">(for least squares)</w:t>
       </w:r>
     </w:p>
-    <w:p>
-      <w:r>
-        <w:pict>
-          <v:rect style="width:0;height:1.5pt" o:hralign="center" o:hrstd="t" o:hr="t"/>
-        </w:pict>
-      </w:r>
-    </w:p>
-    <w:bookmarkEnd w:id="33"/>
-    <w:bookmarkEnd w:id="34"/>
-    <w:bookmarkStart w:id="38" w:name="two-way-tables-conditional-probability"/>
+    <w:bookmarkEnd w:id="46"/>
+    <w:bookmarkEnd w:id="47"/>
+    <w:bookmarkStart w:id="51" w:name="two-way-tables-conditional-probability-1"/>
     <w:p>
       <w:pPr>
         <w:pStyle w:val="Heading2"/>
@@ -2311,7 +5226,7 @@
         <w:t xml:space="preserve">📋 Two-Way Tables &amp; Conditional Probability</w:t>
       </w:r>
     </w:p>
-    <w:bookmarkStart w:id="35" w:name="table-structure"/>
+    <w:bookmarkStart w:id="48" w:name="table-structure"/>
     <w:p>
       <w:pPr>
         <w:pStyle w:val="Heading3"/>
@@ -2545,8 +5460,8 @@
         </w:tc>
       </w:tr>
     </w:tbl>
-    <w:bookmarkEnd w:id="35"/>
-    <w:bookmarkStart w:id="36" w:name="probability-types"/>
+    <w:bookmarkEnd w:id="48"/>
+    <w:bookmarkStart w:id="49" w:name="probability-types"/>
     <w:p>
       <w:pPr>
         <w:pStyle w:val="Heading3"/>
@@ -2735,8 +5650,8 @@
         </w:tc>
       </w:tr>
     </w:tbl>
-    <w:bookmarkEnd w:id="36"/>
-    <w:bookmarkStart w:id="37" w:name="conditional-probability-key"/>
+    <w:bookmarkEnd w:id="49"/>
+    <w:bookmarkStart w:id="50" w:name="conditional-probability-key"/>
     <w:p>
       <w:pPr>
         <w:pStyle w:val="Heading3"/>
@@ -2750,7 +5665,7 @@
         <w:pStyle w:val="Compact"/>
         <w:numPr>
           <w:ilvl w:val="0"/>
-          <w:numId w:val="1002"/>
+          <w:numId w:val="1016"/>
         </w:numPr>
       </w:pPr>
       <w:r>
@@ -2800,7 +5715,7 @@
         <w:pStyle w:val="Compact"/>
         <w:numPr>
           <w:ilvl w:val="0"/>
-          <w:numId w:val="1002"/>
+          <w:numId w:val="1016"/>
         </w:numPr>
       </w:pPr>
       <w:r>
@@ -2830,23 +5745,16 @@
         <w:pStyle w:val="Compact"/>
         <w:numPr>
           <w:ilvl w:val="0"/>
-          <w:numId w:val="1002"/>
+          <w:numId w:val="1016"/>
         </w:numPr>
       </w:pPr>
       <w:r>
         <w:t xml:space="preserve">Numerator = Intersection cell</w:t>
       </w:r>
     </w:p>
-    <w:p>
-      <w:r>
-        <w:pict>
-          <v:rect style="width:0;height:1.5pt" o:hralign="center" o:hrstd="t" o:hr="t"/>
-        </w:pict>
-      </w:r>
-    </w:p>
-    <w:bookmarkEnd w:id="37"/>
-    <w:bookmarkEnd w:id="38"/>
-    <w:bookmarkStart w:id="40" w:name="Xb2630d9e9dbfd07bc2f1740cd83b98059a45f5f"/>
+    <w:bookmarkEnd w:id="50"/>
+    <w:bookmarkEnd w:id="51"/>
+    <w:bookmarkStart w:id="53" w:name="Xb2630d9e9dbfd07bc2f1740cd83b98059a45f5f"/>
     <w:p>
       <w:pPr>
         <w:pStyle w:val="Heading2"/>
@@ -3194,7 +6102,7 @@
         </w:tc>
       </w:tr>
     </w:tbl>
-    <w:bookmarkStart w:id="39" w:name="key-terms"/>
+    <w:bookmarkStart w:id="52" w:name="key-terms"/>
     <w:p>
       <w:pPr>
         <w:pStyle w:val="Heading3"/>
@@ -3208,7 +6116,7 @@
         <w:pStyle w:val="Compact"/>
         <w:numPr>
           <w:ilvl w:val="0"/>
-          <w:numId w:val="1003"/>
+          <w:numId w:val="1017"/>
         </w:numPr>
       </w:pPr>
       <w:r>
@@ -3230,7 +6138,7 @@
         <w:pStyle w:val="Compact"/>
         <w:numPr>
           <w:ilvl w:val="0"/>
-          <w:numId w:val="1003"/>
+          <w:numId w:val="1017"/>
         </w:numPr>
       </w:pPr>
       <w:r>
@@ -3252,7 +6160,7 @@
         <w:pStyle w:val="Compact"/>
         <w:numPr>
           <w:ilvl w:val="0"/>
-          <w:numId w:val="1003"/>
+          <w:numId w:val="1017"/>
         </w:numPr>
       </w:pPr>
       <w:r>
@@ -3274,7 +6182,7 @@
         <w:pStyle w:val="Compact"/>
         <w:numPr>
           <w:ilvl w:val="0"/>
-          <w:numId w:val="1003"/>
+          <w:numId w:val="1017"/>
         </w:numPr>
       </w:pPr>
       <w:r>
@@ -3296,7 +6204,7 @@
         <w:pStyle w:val="Compact"/>
         <w:numPr>
           <w:ilvl w:val="0"/>
-          <w:numId w:val="1003"/>
+          <w:numId w:val="1017"/>
         </w:numPr>
       </w:pPr>
       <w:r>
@@ -3318,7 +6226,7 @@
         <w:pStyle w:val="Compact"/>
         <w:numPr>
           <w:ilvl w:val="0"/>
-          <w:numId w:val="1003"/>
+          <w:numId w:val="1017"/>
         </w:numPr>
       </w:pPr>
       <w:r>
@@ -3335,16 +6243,9 @@
         <w:t xml:space="preserve">Each unit receives both treatments (or paired similar units)</w:t>
       </w:r>
     </w:p>
-    <w:p>
-      <w:r>
-        <w:pict>
-          <v:rect style="width:0;height:1.5pt" o:hralign="center" o:hrstd="t" o:hr="t"/>
-        </w:pict>
-      </w:r>
-    </w:p>
-    <w:bookmarkEnd w:id="39"/>
-    <w:bookmarkEnd w:id="40"/>
-    <w:bookmarkStart w:id="41" w:name="standard-deviation-visual-comparison"/>
+    <w:bookmarkEnd w:id="52"/>
+    <w:bookmarkEnd w:id="53"/>
+    <w:bookmarkStart w:id="54" w:name="standard-deviation-visual-comparison"/>
     <w:p>
       <w:pPr>
         <w:pStyle w:val="Heading2"/>
@@ -3485,15 +6386,8 @@
         <w:t xml:space="preserve">- Points further from mean</w:t>
       </w:r>
     </w:p>
-    <w:p>
-      <w:r>
-        <w:pict>
-          <v:rect style="width:0;height:1.5pt" o:hralign="center" o:hrstd="t" o:hr="t"/>
-        </w:pict>
-      </w:r>
-    </w:p>
-    <w:bookmarkEnd w:id="41"/>
-    <w:bookmarkStart w:id="52" w:name="practice-problems"/>
+    <w:bookmarkEnd w:id="54"/>
+    <w:bookmarkStart w:id="65" w:name="practice-problems"/>
     <w:p>
       <w:pPr>
         <w:pStyle w:val="Heading2"/>
@@ -3502,7 +6396,7 @@
         <w:t xml:space="preserve">🧮 Practice Problems</w:t>
       </w:r>
     </w:p>
-    <w:bookmarkStart w:id="42" w:name="problem-1-mean-vs-median"/>
+    <w:bookmarkStart w:id="55" w:name="problem-1-mean-vs-median"/>
     <w:p>
       <w:pPr>
         <w:pStyle w:val="Heading3"/>
@@ -3582,18 +6476,11 @@
         <w:t xml:space="preserve"> </w:t>
       </w:r>
       <w:r>
-        <w:t xml:space="preserve">— outlier (50) skews mean right.</w:t>
-      </w:r>
-    </w:p>
-    <w:p>
-      <w:r>
-        <w:pict>
-          <v:rect style="width:0;height:1.5pt" o:hralign="center" o:hrstd="t" o:hr="t"/>
-        </w:pict>
-      </w:r>
-    </w:p>
-    <w:bookmarkEnd w:id="42"/>
-    <w:bookmarkStart w:id="43" w:name="problem-2-margin-of-error"/>
+        <w:t xml:space="preserve">– outlier (50) skews mean right.</w:t>
+      </w:r>
+    </w:p>
+    <w:bookmarkEnd w:id="55"/>
+    <w:bookmarkStart w:id="56" w:name="problem-2-margin-of-error"/>
     <w:p>
       <w:pPr>
         <w:pStyle w:val="Heading3"/>
@@ -3670,15 +6557,8 @@
         <w:t xml:space="preserve">CI: 520 ± 8 → (512, 528)</w:t>
       </w:r>
     </w:p>
-    <w:p>
-      <w:r>
-        <w:pict>
-          <v:rect style="width:0;height:1.5pt" o:hralign="center" o:hrstd="t" o:hr="t"/>
-        </w:pict>
-      </w:r>
-    </w:p>
-    <w:bookmarkEnd w:id="43"/>
-    <w:bookmarkStart w:id="44" w:name="problem-3-effect-of-sample-size"/>
+    <w:bookmarkEnd w:id="56"/>
+    <w:bookmarkStart w:id="57" w:name="problem-3-effect-of-sample-size"/>
     <w:p>
       <w:pPr>
         <w:pStyle w:val="Heading3"/>
@@ -3771,15 +6651,8 @@
         <w:t xml:space="preserve">ME halved = 3</w:t>
       </w:r>
     </w:p>
-    <w:p>
-      <w:r>
-        <w:pict>
-          <v:rect style="width:0;height:1.5pt" o:hralign="center" o:hrstd="t" o:hr="t"/>
-        </w:pict>
-      </w:r>
-    </w:p>
-    <w:bookmarkEnd w:id="44"/>
-    <w:bookmarkStart w:id="45" w:name="problem-4-correlation-interpretation"/>
+    <w:bookmarkEnd w:id="57"/>
+    <w:bookmarkStart w:id="58" w:name="problem-4-correlation-interpretation"/>
     <w:p>
       <w:pPr>
         <w:pStyle w:val="Heading3"/>
@@ -3851,18 +6724,11 @@
         <w:t xml:space="preserve"> </w:t>
       </w:r>
       <w:r>
-        <w:t xml:space="preserve">— strong negative linear association</w:t>
-      </w:r>
-    </w:p>
-    <w:p>
-      <w:r>
-        <w:pict>
-          <v:rect style="width:0;height:1.5pt" o:hralign="center" o:hrstd="t" o:hr="t"/>
-        </w:pict>
-      </w:r>
-    </w:p>
-    <w:bookmarkEnd w:id="45"/>
-    <w:bookmarkStart w:id="46" w:name="problem-5-residual-plot"/>
+        <w:t xml:space="preserve">– strong negative linear association</w:t>
+      </w:r>
+    </w:p>
+    <w:bookmarkEnd w:id="58"/>
+    <w:bookmarkStart w:id="59" w:name="problem-5-residual-plot"/>
     <w:p>
       <w:pPr>
         <w:pStyle w:val="Heading3"/>
@@ -3912,18 +6778,11 @@
         <w:t xml:space="preserve"> </w:t>
       </w:r>
       <w:r>
-        <w:t xml:space="preserve">— try quadratic</w:t>
-      </w:r>
-    </w:p>
-    <w:p>
-      <w:r>
-        <w:pict>
-          <v:rect style="width:0;height:1.5pt" o:hralign="center" o:hrstd="t" o:hr="t"/>
-        </w:pict>
-      </w:r>
-    </w:p>
-    <w:bookmarkEnd w:id="46"/>
-    <w:bookmarkStart w:id="47" w:name="problem-6-two-way-table"/>
+        <w:t xml:space="preserve">– try quadratic</w:t>
+      </w:r>
+    </w:p>
+    <w:bookmarkEnd w:id="59"/>
+    <w:bookmarkStart w:id="60" w:name="problem-6-two-way-table"/>
     <w:p>
       <w:pPr>
         <w:pStyle w:val="Heading3"/>
@@ -4219,15 +7078,8 @@
         <w:t xml:space="preserve">0.75</w:t>
       </w:r>
     </w:p>
-    <w:p>
-      <w:r>
-        <w:pict>
-          <v:rect style="width:0;height:1.5pt" o:hralign="center" o:hrstd="t" o:hr="t"/>
-        </w:pict>
-      </w:r>
-    </w:p>
-    <w:bookmarkEnd w:id="47"/>
-    <w:bookmarkStart w:id="48" w:name="problem-7-study-design"/>
+    <w:bookmarkEnd w:id="60"/>
+    <w:bookmarkStart w:id="61" w:name="problem-7-study-design"/>
     <w:p>
       <w:pPr>
         <w:pStyle w:val="Heading3"/>
@@ -4277,18 +7129,11 @@
         <w:t xml:space="preserve"> </w:t>
       </w:r>
       <w:r>
-        <w:t xml:space="preserve">— observational study (no treatment imposed). Confounding variables (diet, genetics, etc.) possible.</w:t>
-      </w:r>
-    </w:p>
-    <w:p>
-      <w:r>
-        <w:pict>
-          <v:rect style="width:0;height:1.5pt" o:hralign="center" o:hrstd="t" o:hr="t"/>
-        </w:pict>
-      </w:r>
-    </w:p>
-    <w:bookmarkEnd w:id="48"/>
-    <w:bookmarkStart w:id="49" w:name="problem-8-standard-deviation-comparison"/>
+        <w:t xml:space="preserve">– observational study (no treatment imposed). Confounding variables (diet, genetics, etc.) possible.</w:t>
+      </w:r>
+    </w:p>
+    <w:bookmarkEnd w:id="61"/>
+    <w:bookmarkStart w:id="62" w:name="problem-8-standard-deviation-comparison"/>
     <w:p>
       <w:pPr>
         <w:pStyle w:val="Heading3"/>
@@ -4375,15 +7220,8 @@
         <w:t xml:space="preserve">B has larger SD</w:t>
       </w:r>
     </w:p>
-    <w:p>
-      <w:r>
-        <w:pict>
-          <v:rect style="width:0;height:1.5pt" o:hralign="center" o:hrstd="t" o:hr="t"/>
-        </w:pict>
-      </w:r>
-    </w:p>
-    <w:bookmarkEnd w:id="49"/>
-    <w:bookmarkStart w:id="50" w:name="problem-9-sampling-method"/>
+    <w:bookmarkEnd w:id="62"/>
+    <w:bookmarkStart w:id="63" w:name="problem-9-sampling-method"/>
     <w:p>
       <w:pPr>
         <w:pStyle w:val="Heading3"/>
@@ -4446,15 +7284,8 @@
         <w:t xml:space="preserve">If lunch periods correlate with grade level, may miss certain grades.</w:t>
       </w:r>
     </w:p>
-    <w:p>
-      <w:r>
-        <w:pict>
-          <v:rect style="width:0;height:1.5pt" o:hralign="center" o:hrstd="t" o:hr="t"/>
-        </w:pict>
-      </w:r>
-    </w:p>
-    <w:bookmarkEnd w:id="50"/>
-    <w:bookmarkStart w:id="51" w:name="problem-10-conditional-probability"/>
+    <w:bookmarkEnd w:id="63"/>
+    <w:bookmarkStart w:id="64" w:name="problem-10-conditional-probability"/>
     <w:p>
       <w:pPr>
         <w:pStyle w:val="Heading3"/>
@@ -4525,16 +7356,9 @@
         <w:t xml:space="preserve">Note: P(A|B) = P(A) → A and B independent!</w:t>
       </w:r>
     </w:p>
-    <w:p>
-      <w:r>
-        <w:pict>
-          <v:rect style="width:0;height:1.5pt" o:hralign="center" o:hrstd="t" o:hr="t"/>
-        </w:pict>
-      </w:r>
-    </w:p>
-    <w:bookmarkEnd w:id="51"/>
-    <w:bookmarkEnd w:id="52"/>
-    <w:bookmarkStart w:id="56" w:name="dsat-specific-strategies"/>
+    <w:bookmarkEnd w:id="64"/>
+    <w:bookmarkEnd w:id="65"/>
+    <w:bookmarkStart w:id="69" w:name="dsat-specific-strategies"/>
     <w:p>
       <w:pPr>
         <w:pStyle w:val="Heading2"/>
@@ -4543,7 +7367,7 @@
         <w:t xml:space="preserve">🎯 DSAT-Specific Strategies</w:t>
       </w:r>
     </w:p>
-    <w:bookmarkStart w:id="53" w:name="desmos-for-statistics"/>
+    <w:bookmarkStart w:id="66" w:name="desmos-for-statistics"/>
     <w:p>
       <w:pPr>
         <w:pStyle w:val="Heading3"/>
@@ -4557,7 +7381,7 @@
         <w:pStyle w:val="Compact"/>
         <w:numPr>
           <w:ilvl w:val="0"/>
-          <w:numId w:val="1004"/>
+          <w:numId w:val="1018"/>
         </w:numPr>
       </w:pPr>
       <w:r>
@@ -4594,7 +7418,7 @@
         <w:pStyle w:val="Compact"/>
         <w:numPr>
           <w:ilvl w:val="0"/>
-          <w:numId w:val="1004"/>
+          <w:numId w:val="1018"/>
         </w:numPr>
       </w:pPr>
       <w:r>
@@ -4640,7 +7464,7 @@
         <w:pStyle w:val="Compact"/>
         <w:numPr>
           <w:ilvl w:val="0"/>
-          <w:numId w:val="1004"/>
+          <w:numId w:val="1018"/>
         </w:numPr>
       </w:pPr>
       <w:r>
@@ -4686,7 +7510,7 @@
         <w:pStyle w:val="Compact"/>
         <w:numPr>
           <w:ilvl w:val="0"/>
-          <w:numId w:val="1004"/>
+          <w:numId w:val="1018"/>
         </w:numPr>
       </w:pPr>
       <w:r>
@@ -4708,7 +7532,7 @@
         <w:pStyle w:val="Compact"/>
         <w:numPr>
           <w:ilvl w:val="0"/>
-          <w:numId w:val="1004"/>
+          <w:numId w:val="1018"/>
         </w:numPr>
       </w:pPr>
       <w:r>
@@ -4758,8 +7582,8 @@
         <w:t xml:space="preserve">stdev()</w:t>
       </w:r>
     </w:p>
-    <w:bookmarkEnd w:id="53"/>
-    <w:bookmarkStart w:id="54" w:name="time-saving-patterns"/>
+    <w:bookmarkEnd w:id="66"/>
+    <w:bookmarkStart w:id="67" w:name="time-saving-patterns"/>
     <w:p>
       <w:pPr>
         <w:pStyle w:val="Heading3"/>
@@ -4773,7 +7597,7 @@
         <w:pStyle w:val="Compact"/>
         <w:numPr>
           <w:ilvl w:val="0"/>
-          <w:numId w:val="1005"/>
+          <w:numId w:val="1019"/>
         </w:numPr>
       </w:pPr>
       <w:r>
@@ -4795,7 +7619,7 @@
         <w:pStyle w:val="Compact"/>
         <w:numPr>
           <w:ilvl w:val="0"/>
-          <w:numId w:val="1005"/>
+          <w:numId w:val="1019"/>
         </w:numPr>
       </w:pPr>
       <w:r>
@@ -4817,7 +7641,7 @@
         <w:pStyle w:val="Compact"/>
         <w:numPr>
           <w:ilvl w:val="0"/>
-          <w:numId w:val="1005"/>
+          <w:numId w:val="1019"/>
         </w:numPr>
       </w:pPr>
       <w:r>
@@ -4839,7 +7663,7 @@
         <w:pStyle w:val="Compact"/>
         <w:numPr>
           <w:ilvl w:val="0"/>
-          <w:numId w:val="1005"/>
+          <w:numId w:val="1019"/>
         </w:numPr>
       </w:pPr>
       <w:r>
@@ -4861,7 +7685,7 @@
         <w:pStyle w:val="Compact"/>
         <w:numPr>
           <w:ilvl w:val="0"/>
-          <w:numId w:val="1005"/>
+          <w:numId w:val="1019"/>
         </w:numPr>
       </w:pPr>
       <w:r>
@@ -4883,7 +7707,7 @@
         <w:pStyle w:val="Compact"/>
         <w:numPr>
           <w:ilvl w:val="0"/>
-          <w:numId w:val="1005"/>
+          <w:numId w:val="1019"/>
         </w:numPr>
       </w:pPr>
       <w:r>
@@ -4900,8 +7724,8 @@
         <w:t xml:space="preserve">→ causation possible</w:t>
       </w:r>
     </w:p>
-    <w:bookmarkEnd w:id="54"/>
-    <w:bookmarkStart w:id="55" w:name="common-traps"/>
+    <w:bookmarkEnd w:id="67"/>
+    <w:bookmarkStart w:id="68" w:name="common-traps"/>
     <w:p>
       <w:pPr>
         <w:pStyle w:val="Heading3"/>
@@ -5225,16 +8049,9 @@
         </w:tc>
       </w:tr>
     </w:tbl>
-    <w:p>
-      <w:r>
-        <w:pict>
-          <v:rect style="width:0;height:1.5pt" o:hralign="center" o:hrstd="t" o:hr="t"/>
-        </w:pict>
-      </w:r>
-    </w:p>
-    <w:bookmarkEnd w:id="55"/>
-    <w:bookmarkEnd w:id="56"/>
-    <w:bookmarkStart w:id="57" w:name="formula-quick-reference"/>
+    <w:bookmarkEnd w:id="68"/>
+    <w:bookmarkEnd w:id="69"/>
+    <w:bookmarkStart w:id="70" w:name="formula-quick-reference"/>
     <w:p>
       <w:pPr>
         <w:pStyle w:val="Heading2"/>
@@ -5734,15 +8551,8 @@
         </w:tc>
       </w:tr>
     </w:tbl>
-    <w:p>
-      <w:r>
-        <w:pict>
-          <v:rect style="width:0;height:1.5pt" o:hralign="center" o:hrstd="t" o:hr="t"/>
-        </w:pict>
-      </w:r>
-    </w:p>
-    <w:bookmarkEnd w:id="57"/>
-    <w:bookmarkStart w:id="58" w:name="error-checklist"/>
+    <w:bookmarkEnd w:id="70"/>
+    <w:bookmarkStart w:id="71" w:name="error-checklist"/>
     <w:p>
       <w:pPr>
         <w:pStyle w:val="Heading2"/>
@@ -5756,7 +8566,7 @@
         <w:pStyle w:val="Compact"/>
         <w:numPr>
           <w:ilvl w:val="0"/>
-          <w:numId w:val="1006"/>
+          <w:numId w:val="1020"/>
         </w:numPr>
       </w:pPr>
       <w:r>
@@ -5768,7 +8578,7 @@
         <w:pStyle w:val="Compact"/>
         <w:numPr>
           <w:ilvl w:val="0"/>
-          <w:numId w:val="1006"/>
+          <w:numId w:val="1020"/>
         </w:numPr>
       </w:pPr>
       <w:r>
@@ -5780,7 +8590,7 @@
         <w:pStyle w:val="Compact"/>
         <w:numPr>
           <w:ilvl w:val="0"/>
-          <w:numId w:val="1006"/>
+          <w:numId w:val="1020"/>
         </w:numPr>
       </w:pPr>
       <w:r>
@@ -5810,7 +8620,7 @@
         <w:pStyle w:val="Compact"/>
         <w:numPr>
           <w:ilvl w:val="0"/>
-          <w:numId w:val="1006"/>
+          <w:numId w:val="1020"/>
         </w:numPr>
       </w:pPr>
       <w:r>
@@ -5822,7 +8632,7 @@
         <w:pStyle w:val="Compact"/>
         <w:numPr>
           <w:ilvl w:val="0"/>
-          <w:numId w:val="1006"/>
+          <w:numId w:val="1020"/>
         </w:numPr>
       </w:pPr>
       <w:r>
@@ -5834,7 +8644,7 @@
         <w:pStyle w:val="Compact"/>
         <w:numPr>
           <w:ilvl w:val="0"/>
-          <w:numId w:val="1006"/>
+          <w:numId w:val="1020"/>
         </w:numPr>
       </w:pPr>
       <w:r>
@@ -5846,7 +8656,7 @@
         <w:pStyle w:val="Compact"/>
         <w:numPr>
           <w:ilvl w:val="0"/>
-          <w:numId w:val="1006"/>
+          <w:numId w:val="1020"/>
         </w:numPr>
       </w:pPr>
       <w:r>
@@ -5858,7 +8668,7 @@
         <w:pStyle w:val="Compact"/>
         <w:numPr>
           <w:ilvl w:val="0"/>
-          <w:numId w:val="1006"/>
+          <w:numId w:val="1020"/>
         </w:numPr>
       </w:pPr>
       <w:r>
@@ -5870,7 +8680,7 @@
         <w:pStyle w:val="Compact"/>
         <w:numPr>
           <w:ilvl w:val="0"/>
-          <w:numId w:val="1006"/>
+          <w:numId w:val="1020"/>
         </w:numPr>
       </w:pPr>
       <w:r>
@@ -5882,22 +8692,15 @@
         <w:pStyle w:val="Compact"/>
         <w:numPr>
           <w:ilvl w:val="0"/>
-          <w:numId w:val="1006"/>
+          <w:numId w:val="1020"/>
         </w:numPr>
       </w:pPr>
       <w:r>
         <w:t xml:space="preserve">☐ Confidence level interpretation correct?</w:t>
       </w:r>
     </w:p>
-    <w:p>
-      <w:r>
-        <w:pict>
-          <v:rect style="width:0;height:1.5pt" o:hralign="center" o:hrstd="t" o:hr="t"/>
-        </w:pict>
-      </w:r>
-    </w:p>
-    <w:bookmarkEnd w:id="58"/>
-    <w:bookmarkStart w:id="59" w:name="review-checklist"/>
+    <w:bookmarkEnd w:id="71"/>
+    <w:bookmarkStart w:id="72" w:name="review-checklist"/>
     <w:p>
       <w:pPr>
         <w:pStyle w:val="Heading2"/>
@@ -5911,7 +8714,7 @@
         <w:pStyle w:val="Compact"/>
         <w:numPr>
           <w:ilvl w:val="0"/>
-          <w:numId w:val="1007"/>
+          <w:numId w:val="1021"/>
         </w:numPr>
       </w:pPr>
       <w:r>
@@ -5923,7 +8726,7 @@
         <w:pStyle w:val="Compact"/>
         <w:numPr>
           <w:ilvl w:val="0"/>
-          <w:numId w:val="1007"/>
+          <w:numId w:val="1021"/>
         </w:numPr>
       </w:pPr>
       <w:r>
@@ -5935,7 +8738,7 @@
         <w:pStyle w:val="Compact"/>
         <w:numPr>
           <w:ilvl w:val="0"/>
-          <w:numId w:val="1007"/>
+          <w:numId w:val="1021"/>
         </w:numPr>
       </w:pPr>
       <w:r>
@@ -5947,7 +8750,7 @@
         <w:pStyle w:val="Compact"/>
         <w:numPr>
           <w:ilvl w:val="0"/>
-          <w:numId w:val="1007"/>
+          <w:numId w:val="1021"/>
         </w:numPr>
       </w:pPr>
       <w:r>
@@ -5959,7 +8762,7 @@
         <w:pStyle w:val="Compact"/>
         <w:numPr>
           <w:ilvl w:val="0"/>
-          <w:numId w:val="1007"/>
+          <w:numId w:val="1021"/>
         </w:numPr>
       </w:pPr>
       <w:r>
@@ -5971,7 +8774,7 @@
         <w:pStyle w:val="Compact"/>
         <w:numPr>
           <w:ilvl w:val="0"/>
-          <w:numId w:val="1007"/>
+          <w:numId w:val="1021"/>
         </w:numPr>
       </w:pPr>
       <w:r>
@@ -5983,7 +8786,7 @@
         <w:pStyle w:val="Compact"/>
         <w:numPr>
           <w:ilvl w:val="0"/>
-          <w:numId w:val="1007"/>
+          <w:numId w:val="1021"/>
         </w:numPr>
       </w:pPr>
       <w:r>
@@ -5995,7 +8798,7 @@
         <w:pStyle w:val="Compact"/>
         <w:numPr>
           <w:ilvl w:val="0"/>
-          <w:numId w:val="1007"/>
+          <w:numId w:val="1021"/>
         </w:numPr>
       </w:pPr>
       <w:r>
@@ -6007,7 +8810,7 @@
         <w:pStyle w:val="Compact"/>
         <w:numPr>
           <w:ilvl w:val="0"/>
-          <w:numId w:val="1007"/>
+          <w:numId w:val="1021"/>
         </w:numPr>
       </w:pPr>
       <w:r>
@@ -6019,7 +8822,7 @@
         <w:pStyle w:val="Compact"/>
         <w:numPr>
           <w:ilvl w:val="0"/>
-          <w:numId w:val="1007"/>
+          <w:numId w:val="1021"/>
         </w:numPr>
       </w:pPr>
       <w:r>
@@ -6031,7 +8834,7 @@
         <w:pStyle w:val="Compact"/>
         <w:numPr>
           <w:ilvl w:val="0"/>
-          <w:numId w:val="1007"/>
+          <w:numId w:val="1021"/>
         </w:numPr>
       </w:pPr>
       <w:r>
@@ -6043,7 +8846,7 @@
         <w:pStyle w:val="Compact"/>
         <w:numPr>
           <w:ilvl w:val="0"/>
-          <w:numId w:val="1007"/>
+          <w:numId w:val="1021"/>
         </w:numPr>
       </w:pPr>
       <w:r>
@@ -6055,7 +8858,7 @@
         <w:pStyle w:val="Compact"/>
         <w:numPr>
           <w:ilvl w:val="0"/>
-          <w:numId w:val="1007"/>
+          <w:numId w:val="1021"/>
         </w:numPr>
       </w:pPr>
       <w:r>
@@ -6067,7 +8870,7 @@
         <w:pStyle w:val="Compact"/>
         <w:numPr>
           <w:ilvl w:val="0"/>
-          <w:numId w:val="1007"/>
+          <w:numId w:val="1021"/>
         </w:numPr>
       </w:pPr>
       <w:r>
@@ -6079,18 +8882,11 @@
         <w:pStyle w:val="Compact"/>
         <w:numPr>
           <w:ilvl w:val="0"/>
-          <w:numId w:val="1007"/>
+          <w:numId w:val="1021"/>
         </w:numPr>
       </w:pPr>
       <w:r>
         <w:t xml:space="preserve">☐ Use Desmos for all calculations</w:t>
-      </w:r>
-    </w:p>
-    <w:p>
-      <w:r>
-        <w:pict>
-          <v:rect style="width:0;height:1.5pt" o:hralign="center" o:hrstd="t" o:hr="t"/>
-        </w:pict>
       </w:r>
     </w:p>
     <w:p>
@@ -6105,8 +8901,8 @@
         <w:t xml:space="preserve">Last Updated: 2026-07-11 | Source: 2026 Summer SAT/ACT @ AHA classroom materials</w:t>
       </w:r>
     </w:p>
-    <w:bookmarkEnd w:id="59"/>
-    <w:bookmarkEnd w:id="60"/>
+    <w:bookmarkEnd w:id="72"/>
+    <w:bookmarkEnd w:id="73"/>
     <w:sectPr/>
   </w:body>
 </w:document>
@@ -6366,6 +9162,91 @@
     </w:lvl>
     <w:lvl w:ilvl="8">
       <w:start w:val="1"/>
+      <w:numFmt w:val="decimal"/>
+      <w:lvlText w:val="%9."/>
+      <w:lvlJc w:val="left"/>
+      <w:pPr>
+        <w:ind w:left="6480" w:hanging="480"/>
+      </w:pPr>
+    </w:lvl>
+  </w:abstractNum>
+  <w:abstractNum w:abstractNumId="99416">
+    <w:nsid w:val="00A99416"/>
+    <w:multiLevelType w:val="multilevel"/>
+    <w:lvl w:ilvl="0">
+      <w:start w:val="6"/>
+      <w:numFmt w:val="decimal"/>
+      <w:lvlText w:val="%1."/>
+      <w:lvlJc w:val="left"/>
+      <w:pPr>
+        <w:ind w:left="720" w:hanging="480"/>
+      </w:pPr>
+    </w:lvl>
+    <w:lvl w:ilvl="1">
+      <w:start w:val="6"/>
+      <w:numFmt w:val="decimal"/>
+      <w:lvlText w:val="%2."/>
+      <w:lvlJc w:val="left"/>
+      <w:pPr>
+        <w:ind w:left="1440" w:hanging="480"/>
+      </w:pPr>
+    </w:lvl>
+    <w:lvl w:ilvl="2">
+      <w:start w:val="6"/>
+      <w:numFmt w:val="decimal"/>
+      <w:lvlText w:val="%3."/>
+      <w:lvlJc w:val="left"/>
+      <w:pPr>
+        <w:ind w:left="2160" w:hanging="480"/>
+      </w:pPr>
+    </w:lvl>
+    <w:lvl w:ilvl="3">
+      <w:start w:val="6"/>
+      <w:numFmt w:val="decimal"/>
+      <w:lvlText w:val="%4."/>
+      <w:lvlJc w:val="left"/>
+      <w:pPr>
+        <w:ind w:left="2880" w:hanging="480"/>
+      </w:pPr>
+    </w:lvl>
+    <w:lvl w:ilvl="4">
+      <w:start w:val="6"/>
+      <w:numFmt w:val="decimal"/>
+      <w:lvlText w:val="%5."/>
+      <w:lvlJc w:val="left"/>
+      <w:pPr>
+        <w:ind w:left="3600" w:hanging="480"/>
+      </w:pPr>
+    </w:lvl>
+    <w:lvl w:ilvl="5">
+      <w:start w:val="6"/>
+      <w:numFmt w:val="decimal"/>
+      <w:lvlText w:val="%6."/>
+      <w:lvlJc w:val="left"/>
+      <w:pPr>
+        <w:ind w:left="4320" w:hanging="480"/>
+      </w:pPr>
+    </w:lvl>
+    <w:lvl w:ilvl="6">
+      <w:start w:val="6"/>
+      <w:numFmt w:val="decimal"/>
+      <w:lvlText w:val="%7."/>
+      <w:lvlJc w:val="left"/>
+      <w:pPr>
+        <w:ind w:left="5040" w:hanging="480"/>
+      </w:pPr>
+    </w:lvl>
+    <w:lvl w:ilvl="7">
+      <w:start w:val="6"/>
+      <w:numFmt w:val="decimal"/>
+      <w:lvlText w:val="%8."/>
+      <w:lvlJc w:val="left"/>
+      <w:pPr>
+        <w:ind w:left="5760" w:hanging="480"/>
+      </w:pPr>
+    </w:lvl>
+    <w:lvl w:ilvl="8">
+      <w:start w:val="6"/>
       <w:numFmt w:val="decimal"/>
       <w:lvlText w:val="%9."/>
       <w:lvlJc w:val="left"/>
@@ -6423,6 +9304,102 @@
     <w:abstractNumId w:val="991"/>
   </w:num>
   <w:num w:numId="1007">
+    <w:abstractNumId w:val="991"/>
+  </w:num>
+  <w:num w:numId="1008">
+    <w:abstractNumId w:val="991"/>
+  </w:num>
+  <w:num w:numId="1009">
+    <w:abstractNumId w:val="991"/>
+  </w:num>
+  <w:num w:numId="1010">
+    <w:abstractNumId w:val="99416"/>
+    <w:lvlOverride w:ilvl="0">
+      <w:startOverride w:val="6"/>
+    </w:lvlOverride>
+    <w:lvlOverride w:ilvl="1">
+      <w:startOverride w:val="6"/>
+    </w:lvlOverride>
+    <w:lvlOverride w:ilvl="2">
+      <w:startOverride w:val="6"/>
+    </w:lvlOverride>
+    <w:lvlOverride w:ilvl="3">
+      <w:startOverride w:val="6"/>
+    </w:lvlOverride>
+    <w:lvlOverride w:ilvl="4">
+      <w:startOverride w:val="6"/>
+    </w:lvlOverride>
+    <w:lvlOverride w:ilvl="5">
+      <w:startOverride w:val="6"/>
+    </w:lvlOverride>
+    <w:lvlOverride w:ilvl="6">
+      <w:startOverride w:val="6"/>
+    </w:lvlOverride>
+    <w:lvlOverride w:ilvl="7">
+      <w:startOverride w:val="6"/>
+    </w:lvlOverride>
+    <w:lvlOverride w:ilvl="8">
+      <w:startOverride w:val="6"/>
+    </w:lvlOverride>
+  </w:num>
+  <w:num w:numId="1011">
+    <w:abstractNumId w:val="991"/>
+  </w:num>
+  <w:num w:numId="1012">
+    <w:abstractNumId w:val="991"/>
+  </w:num>
+  <w:num w:numId="1013">
+    <w:abstractNumId w:val="991"/>
+  </w:num>
+  <w:num w:numId="1014">
+    <w:abstractNumId w:val="991"/>
+  </w:num>
+  <w:num w:numId="1015">
+    <w:abstractNumId w:val="991"/>
+  </w:num>
+  <w:num w:numId="1016">
+    <w:abstractNumId w:val="991"/>
+  </w:num>
+  <w:num w:numId="1017">
+    <w:abstractNumId w:val="991"/>
+  </w:num>
+  <w:num w:numId="1018">
+    <w:abstractNumId w:val="99411"/>
+    <w:lvlOverride w:ilvl="0">
+      <w:startOverride w:val="1"/>
+    </w:lvlOverride>
+    <w:lvlOverride w:ilvl="1">
+      <w:startOverride w:val="1"/>
+    </w:lvlOverride>
+    <w:lvlOverride w:ilvl="2">
+      <w:startOverride w:val="1"/>
+    </w:lvlOverride>
+    <w:lvlOverride w:ilvl="3">
+      <w:startOverride w:val="1"/>
+    </w:lvlOverride>
+    <w:lvlOverride w:ilvl="4">
+      <w:startOverride w:val="1"/>
+    </w:lvlOverride>
+    <w:lvlOverride w:ilvl="5">
+      <w:startOverride w:val="1"/>
+    </w:lvlOverride>
+    <w:lvlOverride w:ilvl="6">
+      <w:startOverride w:val="1"/>
+    </w:lvlOverride>
+    <w:lvlOverride w:ilvl="7">
+      <w:startOverride w:val="1"/>
+    </w:lvlOverride>
+    <w:lvlOverride w:ilvl="8">
+      <w:startOverride w:val="1"/>
+    </w:lvlOverride>
+  </w:num>
+  <w:num w:numId="1019">
+    <w:abstractNumId w:val="991"/>
+  </w:num>
+  <w:num w:numId="1020">
+    <w:abstractNumId w:val="991"/>
+  </w:num>
+  <w:num w:numId="1021">
     <w:abstractNumId w:val="991"/>
   </w:num>
 </w:numbering>
